--- a/MF0964_3 Desarrollo de elementos software para gestión de/SQL/Ejercicios base de datos cursos.docx
+++ b/MF0964_3 Desarrollo de elementos software para gestión de/SQL/Ejercicios base de datos cursos.docx
@@ -5,6 +5,7 @@
     <w:p>
       <w:pPr>
         <w:pStyle w:val="Ttulo1"/>
+        <w:shd w:val="clear" w:color="auto" w:fill="C1F0C7" w:themeFill="accent3" w:themeFillTint="33"/>
       </w:pPr>
       <w:r>
         <w:t>EJERCICIOS BASE DE DATOS DE CURSOS</w:t>
@@ -12,14 +13,16 @@
     </w:p>
     <w:p>
       <w:pPr>
-        <w:rPr>
-          <w:b/>
-          <w:bCs/>
-        </w:rPr>
-      </w:pPr>
-    </w:p>
-    <w:p>
-      <w:pPr>
+        <w:shd w:val="clear" w:color="auto" w:fill="C1F0C7" w:themeFill="accent3" w:themeFillTint="33"/>
+        <w:rPr>
+          <w:b/>
+          <w:bCs/>
+        </w:rPr>
+      </w:pPr>
+    </w:p>
+    <w:p>
+      <w:pPr>
+        <w:shd w:val="clear" w:color="auto" w:fill="C1F0C7" w:themeFill="accent3" w:themeFillTint="33"/>
         <w:rPr>
           <w:b/>
           <w:bCs/>
@@ -34,6 +37,9 @@
       </w:r>
     </w:p>
     <w:p>
+      <w:pPr>
+        <w:shd w:val="clear" w:color="auto" w:fill="C1F0C7" w:themeFill="accent3" w:themeFillTint="33"/>
+      </w:pPr>
       <w:r>
         <w:rPr>
           <w:b/>
@@ -65,11 +71,17 @@
       </w:r>
     </w:p>
     <w:p>
+      <w:pPr>
+        <w:shd w:val="clear" w:color="auto" w:fill="C1F0C7" w:themeFill="accent3" w:themeFillTint="33"/>
+      </w:pPr>
       <w:r>
         <w:t>SELECT * FROM alumnos;</w:t>
       </w:r>
     </w:p>
     <w:p>
+      <w:pPr>
+        <w:shd w:val="clear" w:color="auto" w:fill="C1F0C7" w:themeFill="accent3" w:themeFillTint="33"/>
+      </w:pPr>
       <w:r>
         <w:rPr>
           <w:b/>
@@ -101,11 +113,17 @@
       </w:r>
     </w:p>
     <w:p>
+      <w:pPr>
+        <w:shd w:val="clear" w:color="auto" w:fill="C1F0C7" w:themeFill="accent3" w:themeFillTint="33"/>
+      </w:pPr>
       <w:r>
         <w:t>SELECT nombre, apellidos FROM alumnos;</w:t>
       </w:r>
     </w:p>
     <w:p>
+      <w:pPr>
+        <w:shd w:val="clear" w:color="auto" w:fill="C1F0C7" w:themeFill="accent3" w:themeFillTint="33"/>
+      </w:pPr>
       <w:r>
         <w:rPr>
           <w:b/>
@@ -137,11 +155,17 @@
       </w:r>
     </w:p>
     <w:p>
+      <w:pPr>
+        <w:shd w:val="clear" w:color="auto" w:fill="C1F0C7" w:themeFill="accent3" w:themeFillTint="33"/>
+      </w:pPr>
       <w:r>
         <w:t>SELECT * FROM alumnos WHERE ciudad = 'Sevilla';</w:t>
       </w:r>
     </w:p>
     <w:p>
+      <w:pPr>
+        <w:shd w:val="clear" w:color="auto" w:fill="C1F0C7" w:themeFill="accent3" w:themeFillTint="33"/>
+      </w:pPr>
       <w:r>
         <w:rPr>
           <w:b/>
@@ -173,11 +197,17 @@
       </w:r>
     </w:p>
     <w:p>
+      <w:pPr>
+        <w:shd w:val="clear" w:color="auto" w:fill="C1F0C7" w:themeFill="accent3" w:themeFillTint="33"/>
+      </w:pPr>
       <w:r>
         <w:t>SELECT * FROM alumnos WHERE nombre LIKE 'A%';</w:t>
       </w:r>
     </w:p>
     <w:p>
+      <w:pPr>
+        <w:shd w:val="clear" w:color="auto" w:fill="C1F0C7" w:themeFill="accent3" w:themeFillTint="33"/>
+      </w:pPr>
       <w:r>
         <w:rPr>
           <w:b/>
@@ -209,11 +239,17 @@
       </w:r>
     </w:p>
     <w:p>
+      <w:pPr>
+        <w:shd w:val="clear" w:color="auto" w:fill="C1F0C7" w:themeFill="accent3" w:themeFillTint="33"/>
+      </w:pPr>
       <w:r>
         <w:t>SELECT * FROM alumnos ORDER BY apellidos ASC;</w:t>
       </w:r>
     </w:p>
     <w:p>
+      <w:pPr>
+        <w:shd w:val="clear" w:color="auto" w:fill="C1F0C7" w:themeFill="accent3" w:themeFillTint="33"/>
+      </w:pPr>
       <w:r>
         <w:rPr>
           <w:b/>
@@ -245,11 +281,17 @@
       </w:r>
     </w:p>
     <w:p>
+      <w:pPr>
+        <w:shd w:val="clear" w:color="auto" w:fill="C1F0C7" w:themeFill="accent3" w:themeFillTint="33"/>
+      </w:pPr>
       <w:r>
         <w:t>SELECT * FROM cursos;</w:t>
       </w:r>
     </w:p>
     <w:p>
+      <w:pPr>
+        <w:shd w:val="clear" w:color="auto" w:fill="C1F0C7" w:themeFill="accent3" w:themeFillTint="33"/>
+      </w:pPr>
       <w:r>
         <w:rPr>
           <w:b/>
@@ -281,11 +323,33 @@
       </w:r>
     </w:p>
     <w:p>
-      <w:r>
-        <w:t>SELECT nombre_curso FROM cursos ORDER BY nombre_curso ASC;</w:t>
-      </w:r>
-    </w:p>
-    <w:p>
+      <w:pPr>
+        <w:shd w:val="clear" w:color="auto" w:fill="C1F0C7" w:themeFill="accent3" w:themeFillTint="33"/>
+      </w:pPr>
+      <w:r>
+        <w:t xml:space="preserve">SELECT </w:t>
+      </w:r>
+      <w:proofErr w:type="spellStart"/>
+      <w:r>
+        <w:t>nombre_curso</w:t>
+      </w:r>
+      <w:proofErr w:type="spellEnd"/>
+      <w:r>
+        <w:t xml:space="preserve"> FROM cursos ORDER BY </w:t>
+      </w:r>
+      <w:proofErr w:type="spellStart"/>
+      <w:r>
+        <w:t>nombre_curso</w:t>
+      </w:r>
+      <w:proofErr w:type="spellEnd"/>
+      <w:r>
+        <w:t xml:space="preserve"> ASC;</w:t>
+      </w:r>
+    </w:p>
+    <w:p>
+      <w:pPr>
+        <w:shd w:val="clear" w:color="auto" w:fill="C1F0C7" w:themeFill="accent3" w:themeFillTint="33"/>
+      </w:pPr>
       <w:r>
         <w:rPr>
           <w:b/>
@@ -317,11 +381,25 @@
       </w:r>
     </w:p>
     <w:p>
-      <w:r>
-        <w:t>SELECT * FROM cursos WHERE descripcion LIKE '%bases%';</w:t>
-      </w:r>
-    </w:p>
-    <w:p>
+      <w:pPr>
+        <w:shd w:val="clear" w:color="auto" w:fill="C1F0C7" w:themeFill="accent3" w:themeFillTint="33"/>
+      </w:pPr>
+      <w:r>
+        <w:t xml:space="preserve">SELECT * FROM cursos WHERE </w:t>
+      </w:r>
+      <w:proofErr w:type="spellStart"/>
+      <w:r>
+        <w:t>descripcion</w:t>
+      </w:r>
+      <w:proofErr w:type="spellEnd"/>
+      <w:r>
+        <w:t xml:space="preserve"> LIKE '%bases%';</w:t>
+      </w:r>
+    </w:p>
+    <w:p>
+      <w:pPr>
+        <w:shd w:val="clear" w:color="auto" w:fill="C1F0C7" w:themeFill="accent3" w:themeFillTint="33"/>
+      </w:pPr>
       <w:r>
         <w:rPr>
           <w:b/>
@@ -354,6 +432,7 @@
     </w:p>
     <w:p>
       <w:pPr>
+        <w:shd w:val="clear" w:color="auto" w:fill="C1F0C7" w:themeFill="accent3" w:themeFillTint="33"/>
         <w:rPr>
           <w:lang w:val="en-GB"/>
         </w:rPr>
@@ -377,18 +456,43 @@
         <w:rPr>
           <w:lang w:val="en-GB"/>
         </w:rPr>
-        <w:t xml:space="preserve">*) AS total_alumnos FROM </w:t>
-      </w:r>
-      <w:proofErr w:type="gramStart"/>
-      <w:r>
-        <w:rPr>
-          <w:lang w:val="en-GB"/>
-        </w:rPr>
-        <w:t>alumnos;</w:t>
-      </w:r>
-      <w:proofErr w:type="gramEnd"/>
-    </w:p>
-    <w:p>
+        <w:t xml:space="preserve">*) AS </w:t>
+      </w:r>
+      <w:proofErr w:type="spellStart"/>
+      <w:r>
+        <w:rPr>
+          <w:lang w:val="en-GB"/>
+        </w:rPr>
+        <w:t>total_alumnos</w:t>
+      </w:r>
+      <w:proofErr w:type="spellEnd"/>
+      <w:r>
+        <w:rPr>
+          <w:lang w:val="en-GB"/>
+        </w:rPr>
+        <w:t xml:space="preserve"> FROM </w:t>
+      </w:r>
+      <w:proofErr w:type="spellStart"/>
+      <w:proofErr w:type="gramStart"/>
+      <w:r>
+        <w:rPr>
+          <w:lang w:val="en-GB"/>
+        </w:rPr>
+        <w:t>alumnos</w:t>
+      </w:r>
+      <w:proofErr w:type="spellEnd"/>
+      <w:r>
+        <w:rPr>
+          <w:lang w:val="en-GB"/>
+        </w:rPr>
+        <w:t>;</w:t>
+      </w:r>
+      <w:proofErr w:type="gramEnd"/>
+    </w:p>
+    <w:p>
+      <w:pPr>
+        <w:shd w:val="clear" w:color="auto" w:fill="C1F0C7" w:themeFill="accent3" w:themeFillTint="33"/>
+      </w:pPr>
       <w:r>
         <w:rPr>
           <w:b/>
@@ -420,27 +524,54 @@
       </w:r>
     </w:p>
     <w:p>
-      <w:r>
+      <w:pPr>
+        <w:shd w:val="clear" w:color="auto" w:fill="C1F0C7" w:themeFill="accent3" w:themeFillTint="33"/>
+        <w:rPr>
+          <w:lang w:val="en-GB"/>
+        </w:rPr>
+      </w:pPr>
+      <w:r>
+        <w:rPr>
+          <w:lang w:val="en-GB"/>
+        </w:rPr>
         <w:t xml:space="preserve">SELECT </w:t>
       </w:r>
       <w:proofErr w:type="gramStart"/>
       <w:r>
+        <w:rPr>
+          <w:lang w:val="en-GB"/>
+        </w:rPr>
         <w:t>COUNT(</w:t>
       </w:r>
       <w:proofErr w:type="gramEnd"/>
       <w:r>
-        <w:t>*) AS total_cursos FROM cursos;</w:t>
-      </w:r>
-    </w:p>
-    <w:p>
+        <w:rPr>
+          <w:lang w:val="en-GB"/>
+        </w:rPr>
+        <w:t xml:space="preserve">*) AS total_cursos FROM </w:t>
+      </w:r>
+      <w:proofErr w:type="gramStart"/>
+      <w:r>
+        <w:rPr>
+          <w:lang w:val="en-GB"/>
+        </w:rPr>
+        <w:t>cursos;</w:t>
+      </w:r>
+      <w:proofErr w:type="gramEnd"/>
+    </w:p>
+    <w:p>
+      <w:pPr>
+        <w:shd w:val="clear" w:color="auto" w:fill="C1F0C7" w:themeFill="accent3" w:themeFillTint="33"/>
+      </w:pPr>
       <w:r>
         <w:pict w14:anchorId="27999254">
-          <v:rect id="_x0000_i1037" style="width:0;height:1.5pt" o:hralign="center" o:hrstd="t" o:hr="t" fillcolor="#a0a0a0" stroked="f"/>
+          <v:rect id="_x0000_i1025" style="width:0;height:1.5pt" o:hralign="center" o:hrstd="t" o:hr="t" fillcolor="#a0a0a0" stroked="f"/>
         </w:pict>
       </w:r>
     </w:p>
     <w:p>
       <w:pPr>
+        <w:shd w:val="clear" w:color="auto" w:fill="C1F0C7" w:themeFill="accent3" w:themeFillTint="33"/>
         <w:rPr>
           <w:b/>
           <w:bCs/>
@@ -463,6 +594,9 @@
       </w:r>
     </w:p>
     <w:p>
+      <w:pPr>
+        <w:shd w:val="clear" w:color="auto" w:fill="C1F0C7" w:themeFill="accent3" w:themeFillTint="33"/>
+      </w:pPr>
       <w:r>
         <w:rPr>
           <w:b/>
@@ -494,25 +628,41 @@
       </w:r>
     </w:p>
     <w:p>
-      <w:r>
-        <w:t xml:space="preserve">SELECT a.id, </w:t>
-      </w:r>
+      <w:pPr>
+        <w:shd w:val="clear" w:color="auto" w:fill="C1F0C7" w:themeFill="accent3" w:themeFillTint="33"/>
+      </w:pPr>
+      <w:r>
+        <w:t xml:space="preserve">SELECT </w:t>
+      </w:r>
+      <w:proofErr w:type="spellStart"/>
+      <w:r>
+        <w:t>a.id</w:t>
+      </w:r>
+      <w:proofErr w:type="spellEnd"/>
+      <w:r>
+        <w:t xml:space="preserve">, </w:t>
+      </w:r>
+      <w:proofErr w:type="spellStart"/>
       <w:proofErr w:type="gramStart"/>
       <w:r>
         <w:t>al.nombre</w:t>
       </w:r>
+      <w:proofErr w:type="spellEnd"/>
       <w:proofErr w:type="gramEnd"/>
       <w:r>
         <w:t xml:space="preserve">, </w:t>
       </w:r>
+      <w:proofErr w:type="spellStart"/>
       <w:proofErr w:type="gramStart"/>
       <w:r>
         <w:t>al.apellidos</w:t>
       </w:r>
+      <w:proofErr w:type="spellEnd"/>
       <w:proofErr w:type="gramEnd"/>
       <w:r>
         <w:t xml:space="preserve">, </w:t>
       </w:r>
+      <w:proofErr w:type="spellStart"/>
       <w:proofErr w:type="gramStart"/>
       <w:r>
         <w:t>a.fecha</w:t>
@@ -521,18 +671,44 @@
       <w:r>
         <w:t>_asistencia</w:t>
       </w:r>
-    </w:p>
-    <w:p>
+      <w:proofErr w:type="spellEnd"/>
+    </w:p>
+    <w:p>
+      <w:pPr>
+        <w:shd w:val="clear" w:color="auto" w:fill="C1F0C7" w:themeFill="accent3" w:themeFillTint="33"/>
+      </w:pPr>
       <w:r>
         <w:t>FROM asistencia a</w:t>
       </w:r>
     </w:p>
     <w:p>
-      <w:r>
-        <w:t>JOIN alumnos al ON a.id_alumno = al.id;</w:t>
-      </w:r>
-    </w:p>
-    <w:p>
+      <w:pPr>
+        <w:shd w:val="clear" w:color="auto" w:fill="C1F0C7" w:themeFill="accent3" w:themeFillTint="33"/>
+      </w:pPr>
+      <w:r>
+        <w:t xml:space="preserve">JOIN alumnos al ON </w:t>
+      </w:r>
+      <w:proofErr w:type="spellStart"/>
+      <w:r>
+        <w:t>a.id_alumno</w:t>
+      </w:r>
+      <w:proofErr w:type="spellEnd"/>
+      <w:r>
+        <w:t xml:space="preserve"> = </w:t>
+      </w:r>
+      <w:proofErr w:type="spellStart"/>
+      <w:r>
+        <w:t>al.id</w:t>
+      </w:r>
+      <w:proofErr w:type="spellEnd"/>
+      <w:r>
+        <w:t>;</w:t>
+      </w:r>
+    </w:p>
+    <w:p>
+      <w:pPr>
+        <w:shd w:val="clear" w:color="auto" w:fill="C1F0C7" w:themeFill="accent3" w:themeFillTint="33"/>
+      </w:pPr>
       <w:r>
         <w:rPr>
           <w:b/>
@@ -564,17 +740,34 @@
       </w:r>
     </w:p>
     <w:p>
-      <w:r>
-        <w:t xml:space="preserve">SELECT a.id, </w:t>
-      </w:r>
+      <w:pPr>
+        <w:shd w:val="clear" w:color="auto" w:fill="C1F0C7" w:themeFill="accent3" w:themeFillTint="33"/>
+      </w:pPr>
+      <w:r>
+        <w:t xml:space="preserve">SELECT </w:t>
+      </w:r>
+      <w:proofErr w:type="spellStart"/>
+      <w:r>
+        <w:t>a.id</w:t>
+      </w:r>
+      <w:proofErr w:type="spellEnd"/>
+      <w:r>
+        <w:t xml:space="preserve">, </w:t>
+      </w:r>
+      <w:proofErr w:type="spellStart"/>
       <w:proofErr w:type="gramStart"/>
       <w:r>
         <w:t>c.nombre</w:t>
       </w:r>
       <w:proofErr w:type="gramEnd"/>
       <w:r>
-        <w:t xml:space="preserve">_curso, </w:t>
-      </w:r>
+        <w:t>_curso</w:t>
+      </w:r>
+      <w:proofErr w:type="spellEnd"/>
+      <w:r>
+        <w:t xml:space="preserve">, </w:t>
+      </w:r>
+      <w:proofErr w:type="spellStart"/>
       <w:proofErr w:type="gramStart"/>
       <w:r>
         <w:t>a.fecha</w:t>
@@ -583,18 +776,44 @@
       <w:r>
         <w:t>_asistencia</w:t>
       </w:r>
-    </w:p>
-    <w:p>
+      <w:proofErr w:type="spellEnd"/>
+    </w:p>
+    <w:p>
+      <w:pPr>
+        <w:shd w:val="clear" w:color="auto" w:fill="C1F0C7" w:themeFill="accent3" w:themeFillTint="33"/>
+      </w:pPr>
       <w:r>
         <w:t>FROM asistencia a</w:t>
       </w:r>
     </w:p>
     <w:p>
-      <w:r>
-        <w:t>JOIN cursos c ON a.id_curso = c.id;</w:t>
-      </w:r>
-    </w:p>
-    <w:p>
+      <w:pPr>
+        <w:shd w:val="clear" w:color="auto" w:fill="C1F0C7" w:themeFill="accent3" w:themeFillTint="33"/>
+      </w:pPr>
+      <w:r>
+        <w:t xml:space="preserve">JOIN cursos c ON </w:t>
+      </w:r>
+      <w:proofErr w:type="spellStart"/>
+      <w:r>
+        <w:t>a.id_curso</w:t>
+      </w:r>
+      <w:proofErr w:type="spellEnd"/>
+      <w:r>
+        <w:t xml:space="preserve"> = </w:t>
+      </w:r>
+      <w:proofErr w:type="spellStart"/>
+      <w:r>
+        <w:t>c.id</w:t>
+      </w:r>
+      <w:proofErr w:type="spellEnd"/>
+      <w:r>
+        <w:t>;</w:t>
+      </w:r>
+    </w:p>
+    <w:p>
+      <w:pPr>
+        <w:shd w:val="clear" w:color="auto" w:fill="C1F0C7" w:themeFill="accent3" w:themeFillTint="33"/>
+      </w:pPr>
       <w:r>
         <w:rPr>
           <w:b/>
@@ -626,33 +845,46 @@
       </w:r>
     </w:p>
     <w:p>
+      <w:pPr>
+        <w:shd w:val="clear" w:color="auto" w:fill="C1F0C7" w:themeFill="accent3" w:themeFillTint="33"/>
+      </w:pPr>
       <w:r>
         <w:t xml:space="preserve">SELECT </w:t>
       </w:r>
+      <w:proofErr w:type="spellStart"/>
       <w:proofErr w:type="gramStart"/>
       <w:r>
         <w:t>al.nombre</w:t>
       </w:r>
+      <w:proofErr w:type="spellEnd"/>
       <w:proofErr w:type="gramEnd"/>
       <w:r>
         <w:t xml:space="preserve">, </w:t>
       </w:r>
+      <w:proofErr w:type="spellStart"/>
       <w:proofErr w:type="gramStart"/>
       <w:r>
         <w:t>al.apellidos</w:t>
       </w:r>
+      <w:proofErr w:type="spellEnd"/>
       <w:proofErr w:type="gramEnd"/>
       <w:r>
         <w:t xml:space="preserve">, </w:t>
       </w:r>
+      <w:proofErr w:type="spellStart"/>
       <w:proofErr w:type="gramStart"/>
       <w:r>
         <w:t>c.nombre</w:t>
       </w:r>
       <w:proofErr w:type="gramEnd"/>
       <w:r>
-        <w:t xml:space="preserve">_curso, </w:t>
-      </w:r>
+        <w:t>_curso</w:t>
+      </w:r>
+      <w:proofErr w:type="spellEnd"/>
+      <w:r>
+        <w:t xml:space="preserve">, </w:t>
+      </w:r>
+      <w:proofErr w:type="spellStart"/>
       <w:proofErr w:type="gramStart"/>
       <w:r>
         <w:t>a.fecha</w:t>
@@ -661,32 +893,82 @@
       <w:r>
         <w:t>_asistencia</w:t>
       </w:r>
-    </w:p>
-    <w:p>
+      <w:proofErr w:type="spellEnd"/>
+    </w:p>
+    <w:p>
+      <w:pPr>
+        <w:shd w:val="clear" w:color="auto" w:fill="C1F0C7" w:themeFill="accent3" w:themeFillTint="33"/>
+      </w:pPr>
       <w:r>
         <w:t>FROM asistencia a</w:t>
       </w:r>
     </w:p>
     <w:p>
-      <w:r>
-        <w:t>JOIN alumnos al ON a.id_alumno = al.id</w:t>
-      </w:r>
-    </w:p>
-    <w:p>
-      <w:pPr>
-        <w:rPr>
-          <w:lang w:val="en-GB"/>
-        </w:rPr>
-      </w:pPr>
-      <w:r>
-        <w:rPr>
-          <w:lang w:val="en-GB"/>
-        </w:rPr>
-        <w:t>JOIN cursos c ON a.id_curso = c.id</w:t>
-      </w:r>
-    </w:p>
-    <w:p>
-      <w:pPr>
+      <w:pPr>
+        <w:shd w:val="clear" w:color="auto" w:fill="C1F0C7" w:themeFill="accent3" w:themeFillTint="33"/>
+      </w:pPr>
+      <w:r>
+        <w:t xml:space="preserve">JOIN alumnos al ON </w:t>
+      </w:r>
+      <w:proofErr w:type="spellStart"/>
+      <w:r>
+        <w:t>a.id_alumno</w:t>
+      </w:r>
+      <w:proofErr w:type="spellEnd"/>
+      <w:r>
+        <w:t xml:space="preserve"> = </w:t>
+      </w:r>
+      <w:proofErr w:type="spellStart"/>
+      <w:r>
+        <w:t>al.id</w:t>
+      </w:r>
+      <w:proofErr w:type="spellEnd"/>
+    </w:p>
+    <w:p>
+      <w:pPr>
+        <w:shd w:val="clear" w:color="auto" w:fill="C1F0C7" w:themeFill="accent3" w:themeFillTint="33"/>
+        <w:rPr>
+          <w:lang w:val="en-GB"/>
+        </w:rPr>
+      </w:pPr>
+      <w:r>
+        <w:rPr>
+          <w:lang w:val="en-GB"/>
+        </w:rPr>
+        <w:t xml:space="preserve">JOIN </w:t>
+      </w:r>
+      <w:proofErr w:type="spellStart"/>
+      <w:r>
+        <w:rPr>
+          <w:lang w:val="en-GB"/>
+        </w:rPr>
+        <w:t>cursos</w:t>
+      </w:r>
+      <w:proofErr w:type="spellEnd"/>
+      <w:r>
+        <w:rPr>
+          <w:lang w:val="en-GB"/>
+        </w:rPr>
+        <w:t xml:space="preserve"> c ON </w:t>
+      </w:r>
+      <w:proofErr w:type="spellStart"/>
+      <w:r>
+        <w:rPr>
+          <w:lang w:val="en-GB"/>
+        </w:rPr>
+        <w:t>a.id_curso</w:t>
+      </w:r>
+      <w:proofErr w:type="spellEnd"/>
+      <w:r>
+        <w:rPr>
+          <w:lang w:val="en-GB"/>
+        </w:rPr>
+        <w:t xml:space="preserve"> = c.id</w:t>
+      </w:r>
+    </w:p>
+    <w:p>
+      <w:pPr>
+        <w:shd w:val="clear" w:color="auto" w:fill="C1F0C7" w:themeFill="accent3" w:themeFillTint="33"/>
         <w:rPr>
           <w:lang w:val="en-GB"/>
         </w:rPr>
@@ -697,6 +979,7 @@
         </w:rPr>
         <w:t xml:space="preserve">ORDER BY </w:t>
       </w:r>
+      <w:proofErr w:type="spellStart"/>
       <w:proofErr w:type="gramStart"/>
       <w:r>
         <w:rPr>
@@ -716,11 +999,21 @@
         <w:rPr>
           <w:lang w:val="en-GB"/>
         </w:rPr>
-        <w:t>asistencia;</w:t>
-      </w:r>
-      <w:proofErr w:type="gramEnd"/>
-    </w:p>
-    <w:p>
+        <w:t>asistencia</w:t>
+      </w:r>
+      <w:proofErr w:type="spellEnd"/>
+      <w:r>
+        <w:rPr>
+          <w:lang w:val="en-GB"/>
+        </w:rPr>
+        <w:t>;</w:t>
+      </w:r>
+      <w:proofErr w:type="gramEnd"/>
+    </w:p>
+    <w:p>
+      <w:pPr>
+        <w:shd w:val="clear" w:color="auto" w:fill="C1F0C7" w:themeFill="accent3" w:themeFillTint="33"/>
+      </w:pPr>
       <w:r>
         <w:rPr>
           <w:b/>
@@ -752,51 +1045,90 @@
       </w:r>
     </w:p>
     <w:p>
-      <w:r>
-        <w:t xml:space="preserve">SELECT f.id_factura, </w:t>
-      </w:r>
+      <w:pPr>
+        <w:shd w:val="clear" w:color="auto" w:fill="C1F0C7" w:themeFill="accent3" w:themeFillTint="33"/>
+      </w:pPr>
+      <w:r>
+        <w:t xml:space="preserve">SELECT </w:t>
+      </w:r>
+      <w:proofErr w:type="spellStart"/>
+      <w:r>
+        <w:t>f.id_factura</w:t>
+      </w:r>
+      <w:proofErr w:type="spellEnd"/>
+      <w:r>
+        <w:t xml:space="preserve">, </w:t>
+      </w:r>
+      <w:proofErr w:type="spellStart"/>
       <w:proofErr w:type="gramStart"/>
       <w:r>
         <w:t>al.nombre</w:t>
       </w:r>
+      <w:proofErr w:type="spellEnd"/>
       <w:proofErr w:type="gramEnd"/>
       <w:r>
         <w:t xml:space="preserve">, </w:t>
       </w:r>
+      <w:proofErr w:type="spellStart"/>
       <w:proofErr w:type="gramStart"/>
       <w:r>
         <w:t>al.apellidos</w:t>
       </w:r>
+      <w:proofErr w:type="spellEnd"/>
       <w:proofErr w:type="gramEnd"/>
       <w:r>
         <w:t xml:space="preserve">, </w:t>
       </w:r>
+      <w:proofErr w:type="spellStart"/>
       <w:proofErr w:type="gramStart"/>
       <w:r>
         <w:t>f.importe</w:t>
       </w:r>
+      <w:proofErr w:type="spellEnd"/>
       <w:proofErr w:type="gramEnd"/>
       <w:r>
         <w:t xml:space="preserve">, </w:t>
       </w:r>
+      <w:proofErr w:type="spellStart"/>
       <w:proofErr w:type="gramStart"/>
       <w:r>
         <w:t>f.pagado</w:t>
       </w:r>
-      <w:proofErr w:type="gramEnd"/>
-    </w:p>
-    <w:p>
+      <w:proofErr w:type="spellEnd"/>
+      <w:proofErr w:type="gramEnd"/>
+    </w:p>
+    <w:p>
+      <w:pPr>
+        <w:shd w:val="clear" w:color="auto" w:fill="C1F0C7" w:themeFill="accent3" w:themeFillTint="33"/>
+      </w:pPr>
       <w:r>
         <w:t>FROM facturas f</w:t>
       </w:r>
     </w:p>
     <w:p>
-      <w:r>
-        <w:t>JOIN alumnos al ON f.id_alumno = al.id</w:t>
-      </w:r>
-    </w:p>
-    <w:p>
-      <w:pPr>
+      <w:pPr>
+        <w:shd w:val="clear" w:color="auto" w:fill="C1F0C7" w:themeFill="accent3" w:themeFillTint="33"/>
+      </w:pPr>
+      <w:r>
+        <w:t xml:space="preserve">JOIN alumnos al ON </w:t>
+      </w:r>
+      <w:proofErr w:type="spellStart"/>
+      <w:r>
+        <w:t>f.id_alumno</w:t>
+      </w:r>
+      <w:proofErr w:type="spellEnd"/>
+      <w:r>
+        <w:t xml:space="preserve"> = </w:t>
+      </w:r>
+      <w:proofErr w:type="spellStart"/>
+      <w:r>
+        <w:t>al.id</w:t>
+      </w:r>
+      <w:proofErr w:type="spellEnd"/>
+    </w:p>
+    <w:p>
+      <w:pPr>
+        <w:shd w:val="clear" w:color="auto" w:fill="C1F0C7" w:themeFill="accent3" w:themeFillTint="33"/>
         <w:rPr>
           <w:lang w:val="en-GB"/>
         </w:rPr>
@@ -806,18 +1138,35 @@
           <w:lang w:val="en-GB"/>
         </w:rPr>
         <w:lastRenderedPageBreak/>
-        <w:t>ORDER BY f.id_</w:t>
-      </w:r>
-      <w:proofErr w:type="gramStart"/>
-      <w:r>
-        <w:rPr>
-          <w:lang w:val="en-GB"/>
-        </w:rPr>
-        <w:t>factura;</w:t>
-      </w:r>
-      <w:proofErr w:type="gramEnd"/>
-    </w:p>
-    <w:p>
+        <w:t xml:space="preserve">ORDER BY </w:t>
+      </w:r>
+      <w:proofErr w:type="spellStart"/>
+      <w:r>
+        <w:rPr>
+          <w:lang w:val="en-GB"/>
+        </w:rPr>
+        <w:t>f.id_</w:t>
+      </w:r>
+      <w:proofErr w:type="gramStart"/>
+      <w:r>
+        <w:rPr>
+          <w:lang w:val="en-GB"/>
+        </w:rPr>
+        <w:t>factura</w:t>
+      </w:r>
+      <w:proofErr w:type="spellEnd"/>
+      <w:r>
+        <w:rPr>
+          <w:lang w:val="en-GB"/>
+        </w:rPr>
+        <w:t>;</w:t>
+      </w:r>
+      <w:proofErr w:type="gramEnd"/>
+    </w:p>
+    <w:p>
+      <w:pPr>
+        <w:shd w:val="clear" w:color="auto" w:fill="C1F0C7" w:themeFill="accent3" w:themeFillTint="33"/>
+      </w:pPr>
       <w:r>
         <w:rPr>
           <w:b/>
@@ -849,68 +1198,138 @@
       </w:r>
     </w:p>
     <w:p>
-      <w:r>
-        <w:t xml:space="preserve">SELECT al.id, </w:t>
-      </w:r>
+      <w:pPr>
+        <w:shd w:val="clear" w:color="auto" w:fill="C1F0C7" w:themeFill="accent3" w:themeFillTint="33"/>
+      </w:pPr>
+      <w:r>
+        <w:t xml:space="preserve">SELECT </w:t>
+      </w:r>
+      <w:proofErr w:type="spellStart"/>
+      <w:r>
+        <w:t>al.id</w:t>
+      </w:r>
+      <w:proofErr w:type="spellEnd"/>
+      <w:r>
+        <w:t xml:space="preserve">, </w:t>
+      </w:r>
+      <w:proofErr w:type="spellStart"/>
       <w:proofErr w:type="gramStart"/>
       <w:r>
         <w:t>al.nombre</w:t>
       </w:r>
+      <w:proofErr w:type="spellEnd"/>
       <w:proofErr w:type="gramEnd"/>
       <w:r>
         <w:t xml:space="preserve">, </w:t>
       </w:r>
+      <w:proofErr w:type="spellStart"/>
       <w:proofErr w:type="gramStart"/>
       <w:r>
         <w:t>al.apellidos</w:t>
       </w:r>
+      <w:proofErr w:type="spellEnd"/>
       <w:proofErr w:type="gramEnd"/>
       <w:r>
         <w:t>, SUM(</w:t>
       </w:r>
+      <w:proofErr w:type="spellStart"/>
       <w:proofErr w:type="gramStart"/>
       <w:r>
         <w:t>f.importe</w:t>
       </w:r>
-      <w:proofErr w:type="gramEnd"/>
-      <w:r>
-        <w:t>) AS total_facturado</w:t>
-      </w:r>
-    </w:p>
-    <w:p>
+      <w:proofErr w:type="spellEnd"/>
+      <w:proofErr w:type="gramEnd"/>
+      <w:r>
+        <w:t xml:space="preserve">) AS </w:t>
+      </w:r>
+      <w:proofErr w:type="spellStart"/>
+      <w:r>
+        <w:t>total_facturado</w:t>
+      </w:r>
+      <w:proofErr w:type="spellEnd"/>
+    </w:p>
+    <w:p>
+      <w:pPr>
+        <w:shd w:val="clear" w:color="auto" w:fill="C1F0C7" w:themeFill="accent3" w:themeFillTint="33"/>
+      </w:pPr>
       <w:r>
         <w:t>FROM facturas f</w:t>
       </w:r>
     </w:p>
     <w:p>
-      <w:r>
-        <w:t>JOIN alumnos al ON f.id_alumno = al.id</w:t>
-      </w:r>
-    </w:p>
-    <w:p>
-      <w:r>
-        <w:t xml:space="preserve">GROUP BY al.id, </w:t>
-      </w:r>
+      <w:pPr>
+        <w:shd w:val="clear" w:color="auto" w:fill="C1F0C7" w:themeFill="accent3" w:themeFillTint="33"/>
+      </w:pPr>
+      <w:r>
+        <w:t xml:space="preserve">JOIN alumnos al ON </w:t>
+      </w:r>
+      <w:proofErr w:type="spellStart"/>
+      <w:r>
+        <w:t>f.id_alumno</w:t>
+      </w:r>
+      <w:proofErr w:type="spellEnd"/>
+      <w:r>
+        <w:t xml:space="preserve"> = </w:t>
+      </w:r>
+      <w:proofErr w:type="spellStart"/>
+      <w:r>
+        <w:t>al.id</w:t>
+      </w:r>
+      <w:proofErr w:type="spellEnd"/>
+    </w:p>
+    <w:p>
+      <w:pPr>
+        <w:shd w:val="clear" w:color="auto" w:fill="C1F0C7" w:themeFill="accent3" w:themeFillTint="33"/>
+      </w:pPr>
+      <w:r>
+        <w:t xml:space="preserve">GROUP BY </w:t>
+      </w:r>
+      <w:proofErr w:type="spellStart"/>
+      <w:r>
+        <w:t>al.id</w:t>
+      </w:r>
+      <w:proofErr w:type="spellEnd"/>
+      <w:r>
+        <w:t xml:space="preserve">, </w:t>
+      </w:r>
+      <w:proofErr w:type="spellStart"/>
       <w:proofErr w:type="gramStart"/>
       <w:r>
         <w:t>al.nombre</w:t>
       </w:r>
+      <w:proofErr w:type="spellEnd"/>
       <w:proofErr w:type="gramEnd"/>
       <w:r>
         <w:t xml:space="preserve">, </w:t>
       </w:r>
+      <w:proofErr w:type="spellStart"/>
       <w:proofErr w:type="gramStart"/>
       <w:r>
         <w:t>al.apellidos</w:t>
       </w:r>
-      <w:proofErr w:type="gramEnd"/>
-    </w:p>
-    <w:p>
-      <w:r>
-        <w:t>ORDER BY total_facturado DESC;</w:t>
-      </w:r>
-    </w:p>
-    <w:p>
+      <w:proofErr w:type="spellEnd"/>
+      <w:proofErr w:type="gramEnd"/>
+    </w:p>
+    <w:p>
+      <w:pPr>
+        <w:shd w:val="clear" w:color="auto" w:fill="C1F0C7" w:themeFill="accent3" w:themeFillTint="33"/>
+      </w:pPr>
+      <w:r>
+        <w:t xml:space="preserve">ORDER BY </w:t>
+      </w:r>
+      <w:proofErr w:type="spellStart"/>
+      <w:r>
+        <w:t>total_facturado</w:t>
+      </w:r>
+      <w:proofErr w:type="spellEnd"/>
+      <w:r>
+        <w:t xml:space="preserve"> DESC;</w:t>
+      </w:r>
+    </w:p>
+    <w:p>
+      <w:pPr>
+        <w:shd w:val="clear" w:color="auto" w:fill="C1F0C7" w:themeFill="accent3" w:themeFillTint="33"/>
+      </w:pPr>
       <w:r>
         <w:rPr>
           <w:b/>
@@ -942,90 +1361,167 @@
       </w:r>
     </w:p>
     <w:p>
-      <w:r>
-        <w:t xml:space="preserve">SELECT al.id, </w:t>
-      </w:r>
+      <w:pPr>
+        <w:shd w:val="clear" w:color="auto" w:fill="C1F0C7" w:themeFill="accent3" w:themeFillTint="33"/>
+      </w:pPr>
+      <w:r>
+        <w:t xml:space="preserve">SELECT </w:t>
+      </w:r>
+      <w:proofErr w:type="spellStart"/>
+      <w:r>
+        <w:t>al.id</w:t>
+      </w:r>
+      <w:proofErr w:type="spellEnd"/>
+      <w:r>
+        <w:t xml:space="preserve">, </w:t>
+      </w:r>
+      <w:proofErr w:type="spellStart"/>
       <w:proofErr w:type="gramStart"/>
       <w:r>
         <w:t>al.nombre</w:t>
       </w:r>
+      <w:proofErr w:type="spellEnd"/>
       <w:proofErr w:type="gramEnd"/>
       <w:r>
         <w:t xml:space="preserve">, </w:t>
       </w:r>
+      <w:proofErr w:type="spellStart"/>
       <w:proofErr w:type="gramStart"/>
       <w:r>
         <w:t>al.apellidos</w:t>
       </w:r>
+      <w:proofErr w:type="spellEnd"/>
       <w:proofErr w:type="gramEnd"/>
       <w:r>
         <w:t>, SUM(</w:t>
       </w:r>
+      <w:proofErr w:type="spellStart"/>
       <w:proofErr w:type="gramStart"/>
       <w:r>
         <w:t>f.importe</w:t>
       </w:r>
-      <w:proofErr w:type="gramEnd"/>
-      <w:r>
-        <w:t>) AS total_pagado</w:t>
-      </w:r>
-    </w:p>
-    <w:p>
+      <w:proofErr w:type="spellEnd"/>
+      <w:proofErr w:type="gramEnd"/>
+      <w:r>
+        <w:t xml:space="preserve">) AS </w:t>
+      </w:r>
+      <w:proofErr w:type="spellStart"/>
+      <w:r>
+        <w:t>total_pagado</w:t>
+      </w:r>
+      <w:proofErr w:type="spellEnd"/>
+    </w:p>
+    <w:p>
+      <w:pPr>
+        <w:shd w:val="clear" w:color="auto" w:fill="C1F0C7" w:themeFill="accent3" w:themeFillTint="33"/>
+      </w:pPr>
       <w:r>
         <w:t>FROM facturas f</w:t>
       </w:r>
     </w:p>
     <w:p>
-      <w:r>
-        <w:t>JOIN alumnos al ON f.id_alumno = al.id</w:t>
-      </w:r>
-    </w:p>
-    <w:p>
+      <w:pPr>
+        <w:shd w:val="clear" w:color="auto" w:fill="C1F0C7" w:themeFill="accent3" w:themeFillTint="33"/>
+      </w:pPr>
+      <w:r>
+        <w:t xml:space="preserve">JOIN alumnos al ON </w:t>
+      </w:r>
+      <w:proofErr w:type="spellStart"/>
+      <w:r>
+        <w:t>f.id_alumno</w:t>
+      </w:r>
+      <w:proofErr w:type="spellEnd"/>
+      <w:r>
+        <w:t xml:space="preserve"> = </w:t>
+      </w:r>
+      <w:proofErr w:type="spellStart"/>
+      <w:r>
+        <w:t>al.id</w:t>
+      </w:r>
+      <w:proofErr w:type="spellEnd"/>
+    </w:p>
+    <w:p>
+      <w:pPr>
+        <w:shd w:val="clear" w:color="auto" w:fill="C1F0C7" w:themeFill="accent3" w:themeFillTint="33"/>
+      </w:pPr>
       <w:r>
         <w:t xml:space="preserve">WHERE </w:t>
       </w:r>
+      <w:proofErr w:type="spellStart"/>
       <w:proofErr w:type="gramStart"/>
       <w:r>
         <w:t>f.pagado</w:t>
       </w:r>
+      <w:proofErr w:type="spellEnd"/>
       <w:proofErr w:type="gramEnd"/>
       <w:r>
         <w:t xml:space="preserve"> = 'si'</w:t>
       </w:r>
     </w:p>
     <w:p>
-      <w:r>
-        <w:t xml:space="preserve">GROUP BY al.id, </w:t>
-      </w:r>
+      <w:pPr>
+        <w:shd w:val="clear" w:color="auto" w:fill="C1F0C7" w:themeFill="accent3" w:themeFillTint="33"/>
+      </w:pPr>
+      <w:r>
+        <w:t xml:space="preserve">GROUP BY </w:t>
+      </w:r>
+      <w:proofErr w:type="spellStart"/>
+      <w:r>
+        <w:t>al.id</w:t>
+      </w:r>
+      <w:proofErr w:type="spellEnd"/>
+      <w:r>
+        <w:t xml:space="preserve">, </w:t>
+      </w:r>
+      <w:proofErr w:type="spellStart"/>
       <w:proofErr w:type="gramStart"/>
       <w:r>
         <w:t>al.nombre</w:t>
       </w:r>
+      <w:proofErr w:type="spellEnd"/>
       <w:proofErr w:type="gramEnd"/>
       <w:r>
         <w:t xml:space="preserve">, </w:t>
       </w:r>
+      <w:proofErr w:type="spellStart"/>
       <w:proofErr w:type="gramStart"/>
       <w:r>
         <w:t>al.apellidos</w:t>
       </w:r>
-      <w:proofErr w:type="gramEnd"/>
-    </w:p>
-    <w:p>
-      <w:pPr>
-        <w:rPr>
-          <w:lang w:val="en-GB"/>
-        </w:rPr>
-      </w:pPr>
-      <w:r>
-        <w:rPr>
-          <w:lang w:val="en-GB"/>
-        </w:rPr>
-        <w:t>ORDER BY total_pagado DESC</w:t>
-      </w:r>
-    </w:p>
-    <w:p>
-      <w:pPr>
+      <w:proofErr w:type="spellEnd"/>
+      <w:proofErr w:type="gramEnd"/>
+    </w:p>
+    <w:p>
+      <w:pPr>
+        <w:shd w:val="clear" w:color="auto" w:fill="C1F0C7" w:themeFill="accent3" w:themeFillTint="33"/>
+        <w:rPr>
+          <w:lang w:val="en-GB"/>
+        </w:rPr>
+      </w:pPr>
+      <w:r>
+        <w:rPr>
+          <w:lang w:val="en-GB"/>
+        </w:rPr>
+        <w:t xml:space="preserve">ORDER BY </w:t>
+      </w:r>
+      <w:proofErr w:type="spellStart"/>
+      <w:r>
+        <w:rPr>
+          <w:lang w:val="en-GB"/>
+        </w:rPr>
+        <w:t>total_pagado</w:t>
+      </w:r>
+      <w:proofErr w:type="spellEnd"/>
+      <w:r>
+        <w:rPr>
+          <w:lang w:val="en-GB"/>
+        </w:rPr>
+        <w:t xml:space="preserve"> DESC</w:t>
+      </w:r>
+    </w:p>
+    <w:p>
+      <w:pPr>
+        <w:shd w:val="clear" w:color="auto" w:fill="C1F0C7" w:themeFill="accent3" w:themeFillTint="33"/>
         <w:rPr>
           <w:lang w:val="en-GB"/>
         </w:rPr>
@@ -1046,6 +1542,9 @@
       <w:proofErr w:type="gramEnd"/>
     </w:p>
     <w:p>
+      <w:pPr>
+        <w:shd w:val="clear" w:color="auto" w:fill="C1F0C7" w:themeFill="accent3" w:themeFillTint="33"/>
+      </w:pPr>
       <w:r>
         <w:rPr>
           <w:b/>
@@ -1077,90 +1576,162 @@
       </w:r>
     </w:p>
     <w:p>
-      <w:r>
-        <w:t xml:space="preserve">SELECT al.id, </w:t>
-      </w:r>
+      <w:pPr>
+        <w:shd w:val="clear" w:color="auto" w:fill="C1F0C7" w:themeFill="accent3" w:themeFillTint="33"/>
+      </w:pPr>
+      <w:r>
+        <w:t xml:space="preserve">SELECT </w:t>
+      </w:r>
+      <w:proofErr w:type="spellStart"/>
+      <w:r>
+        <w:t>al.id</w:t>
+      </w:r>
+      <w:proofErr w:type="spellEnd"/>
+      <w:r>
+        <w:t xml:space="preserve">, </w:t>
+      </w:r>
+      <w:proofErr w:type="spellStart"/>
       <w:proofErr w:type="gramStart"/>
       <w:r>
         <w:t>al.nombre</w:t>
       </w:r>
+      <w:proofErr w:type="spellEnd"/>
       <w:proofErr w:type="gramEnd"/>
       <w:r>
         <w:t xml:space="preserve">, </w:t>
       </w:r>
+      <w:proofErr w:type="spellStart"/>
       <w:proofErr w:type="gramStart"/>
       <w:r>
         <w:t>al.apellidos</w:t>
       </w:r>
+      <w:proofErr w:type="spellEnd"/>
       <w:proofErr w:type="gramEnd"/>
       <w:r>
         <w:t>, SUM(</w:t>
       </w:r>
+      <w:proofErr w:type="spellStart"/>
       <w:proofErr w:type="gramStart"/>
       <w:r>
         <w:t>f.importe</w:t>
       </w:r>
+      <w:proofErr w:type="spellEnd"/>
       <w:proofErr w:type="gramEnd"/>
       <w:r>
         <w:t>) AS deuda</w:t>
       </w:r>
     </w:p>
     <w:p>
+      <w:pPr>
+        <w:shd w:val="clear" w:color="auto" w:fill="C1F0C7" w:themeFill="accent3" w:themeFillTint="33"/>
+      </w:pPr>
       <w:r>
         <w:t>FROM facturas f</w:t>
       </w:r>
     </w:p>
     <w:p>
-      <w:r>
-        <w:t>JOIN alumnos al ON f.id_alumno = al.id</w:t>
-      </w:r>
-    </w:p>
-    <w:p>
+      <w:pPr>
+        <w:shd w:val="clear" w:color="auto" w:fill="C1F0C7" w:themeFill="accent3" w:themeFillTint="33"/>
+      </w:pPr>
+      <w:r>
+        <w:t xml:space="preserve">JOIN alumnos al ON </w:t>
+      </w:r>
+      <w:proofErr w:type="spellStart"/>
+      <w:r>
+        <w:t>f.id_alumno</w:t>
+      </w:r>
+      <w:proofErr w:type="spellEnd"/>
+      <w:r>
+        <w:t xml:space="preserve"> = </w:t>
+      </w:r>
+      <w:proofErr w:type="spellStart"/>
+      <w:r>
+        <w:t>al.id</w:t>
+      </w:r>
+      <w:proofErr w:type="spellEnd"/>
+    </w:p>
+    <w:p>
+      <w:pPr>
+        <w:shd w:val="clear" w:color="auto" w:fill="C1F0C7" w:themeFill="accent3" w:themeFillTint="33"/>
+      </w:pPr>
       <w:r>
         <w:t xml:space="preserve">WHERE </w:t>
       </w:r>
+      <w:proofErr w:type="spellStart"/>
       <w:proofErr w:type="gramStart"/>
       <w:r>
         <w:t>f.pagado</w:t>
       </w:r>
+      <w:proofErr w:type="spellEnd"/>
       <w:proofErr w:type="gramEnd"/>
       <w:r>
         <w:t xml:space="preserve"> = 'no'</w:t>
       </w:r>
     </w:p>
     <w:p>
-      <w:r>
-        <w:t xml:space="preserve">GROUP BY al.id, </w:t>
-      </w:r>
+      <w:pPr>
+        <w:shd w:val="clear" w:color="auto" w:fill="C1F0C7" w:themeFill="accent3" w:themeFillTint="33"/>
+      </w:pPr>
+      <w:r>
+        <w:t xml:space="preserve">GROUP BY </w:t>
+      </w:r>
+      <w:proofErr w:type="spellStart"/>
+      <w:r>
+        <w:t>al.id</w:t>
+      </w:r>
+      <w:proofErr w:type="spellEnd"/>
+      <w:r>
+        <w:t xml:space="preserve">, </w:t>
+      </w:r>
+      <w:proofErr w:type="spellStart"/>
       <w:proofErr w:type="gramStart"/>
       <w:r>
         <w:t>al.nombre</w:t>
       </w:r>
+      <w:proofErr w:type="spellEnd"/>
       <w:proofErr w:type="gramEnd"/>
       <w:r>
         <w:t xml:space="preserve">, </w:t>
       </w:r>
+      <w:proofErr w:type="spellStart"/>
       <w:proofErr w:type="gramStart"/>
       <w:r>
         <w:t>al.apellidos</w:t>
       </w:r>
-      <w:proofErr w:type="gramEnd"/>
-    </w:p>
-    <w:p>
-      <w:pPr>
-        <w:rPr>
-          <w:lang w:val="en-GB"/>
-        </w:rPr>
-      </w:pPr>
-      <w:r>
-        <w:rPr>
-          <w:lang w:val="en-GB"/>
-        </w:rPr>
-        <w:t>ORDER BY deuda DESC</w:t>
-      </w:r>
-    </w:p>
-    <w:p>
-      <w:pPr>
+      <w:proofErr w:type="spellEnd"/>
+      <w:proofErr w:type="gramEnd"/>
+    </w:p>
+    <w:p>
+      <w:pPr>
+        <w:shd w:val="clear" w:color="auto" w:fill="C1F0C7" w:themeFill="accent3" w:themeFillTint="33"/>
+        <w:rPr>
+          <w:lang w:val="en-GB"/>
+        </w:rPr>
+      </w:pPr>
+      <w:r>
+        <w:rPr>
+          <w:lang w:val="en-GB"/>
+        </w:rPr>
+        <w:t xml:space="preserve">ORDER BY </w:t>
+      </w:r>
+      <w:proofErr w:type="spellStart"/>
+      <w:r>
+        <w:rPr>
+          <w:lang w:val="en-GB"/>
+        </w:rPr>
+        <w:t>deuda</w:t>
+      </w:r>
+      <w:proofErr w:type="spellEnd"/>
+      <w:r>
+        <w:rPr>
+          <w:lang w:val="en-GB"/>
+        </w:rPr>
+        <w:t xml:space="preserve"> DESC</w:t>
+      </w:r>
+    </w:p>
+    <w:p>
+      <w:pPr>
+        <w:shd w:val="clear" w:color="auto" w:fill="C1F0C7" w:themeFill="accent3" w:themeFillTint="33"/>
         <w:rPr>
           <w:lang w:val="en-GB"/>
         </w:rPr>
@@ -1181,6 +1752,9 @@
       <w:proofErr w:type="gramEnd"/>
     </w:p>
     <w:p>
+      <w:pPr>
+        <w:shd w:val="clear" w:color="auto" w:fill="C1F0C7" w:themeFill="accent3" w:themeFillTint="33"/>
+      </w:pPr>
       <w:r>
         <w:rPr>
           <w:b/>
@@ -1212,622 +1786,982 @@
       </w:r>
     </w:p>
     <w:p>
+      <w:pPr>
+        <w:shd w:val="clear" w:color="auto" w:fill="C1F0C7" w:themeFill="accent3" w:themeFillTint="33"/>
+      </w:pPr>
       <w:r>
         <w:lastRenderedPageBreak/>
-        <w:t xml:space="preserve">SELECT al.id, </w:t>
-      </w:r>
+        <w:t xml:space="preserve">SELECT </w:t>
+      </w:r>
+      <w:proofErr w:type="spellStart"/>
+      <w:r>
+        <w:t>al.id</w:t>
+      </w:r>
+      <w:proofErr w:type="spellEnd"/>
+      <w:r>
+        <w:t xml:space="preserve">, </w:t>
+      </w:r>
+      <w:proofErr w:type="spellStart"/>
       <w:proofErr w:type="gramStart"/>
       <w:r>
         <w:t>al.nombre</w:t>
       </w:r>
+      <w:proofErr w:type="spellEnd"/>
       <w:proofErr w:type="gramEnd"/>
       <w:r>
         <w:t xml:space="preserve">, </w:t>
       </w:r>
+      <w:proofErr w:type="spellStart"/>
       <w:proofErr w:type="gramStart"/>
       <w:r>
         <w:t>al.apellidos</w:t>
       </w:r>
+      <w:proofErr w:type="spellEnd"/>
       <w:proofErr w:type="gramEnd"/>
       <w:r>
         <w:t>,</w:t>
       </w:r>
     </w:p>
     <w:p>
+      <w:pPr>
+        <w:shd w:val="clear" w:color="auto" w:fill="C1F0C7" w:themeFill="accent3" w:themeFillTint="33"/>
+        <w:rPr>
+          <w:lang w:val="en-GB"/>
+        </w:rPr>
+      </w:pPr>
       <w:r>
         <w:t xml:space="preserve">       </w:t>
       </w:r>
-      <w:proofErr w:type="gramStart"/>
-      <w:r>
+      <w:r>
+        <w:rPr>
+          <w:lang w:val="en-GB"/>
+        </w:rPr>
+        <w:t>COUNT(DISTINCT a.id) AS num_asistencias,</w:t>
+      </w:r>
+    </w:p>
+    <w:p>
+      <w:pPr>
+        <w:shd w:val="clear" w:color="auto" w:fill="C1F0C7" w:themeFill="accent3" w:themeFillTint="33"/>
+        <w:rPr>
+          <w:lang w:val="en-GB"/>
+        </w:rPr>
+      </w:pPr>
+      <w:r>
+        <w:rPr>
+          <w:lang w:val="en-GB"/>
+        </w:rPr>
+        <w:t xml:space="preserve">       </w:t>
+      </w:r>
+      <w:proofErr w:type="gramStart"/>
+      <w:r>
+        <w:rPr>
+          <w:lang w:val="en-GB"/>
+        </w:rPr>
         <w:t>COUNT(</w:t>
       </w:r>
       <w:proofErr w:type="gramEnd"/>
       <w:r>
-        <w:t>DISTINCT a.id) AS num_asistencias,</w:t>
-      </w:r>
-    </w:p>
-    <w:p>
-      <w:pPr>
-        <w:rPr>
-          <w:lang w:val="en-GB"/>
-        </w:rPr>
-      </w:pPr>
-      <w:r>
-        <w:t xml:space="preserve">       </w:t>
-      </w:r>
-      <w:proofErr w:type="gramStart"/>
-      <w:r>
-        <w:rPr>
-          <w:lang w:val="en-GB"/>
-        </w:rPr>
-        <w:t>COUNT(</w:t>
-      </w:r>
-      <w:proofErr w:type="gramEnd"/>
-      <w:r>
-        <w:rPr>
-          <w:lang w:val="en-GB"/>
-        </w:rPr>
-        <w:t>DISTINCT f.id_factura) AS num_facturas</w:t>
-      </w:r>
-    </w:p>
-    <w:p>
-      <w:pPr>
-        <w:rPr>
-          <w:lang w:val="en-GB"/>
-        </w:rPr>
-      </w:pPr>
-      <w:r>
-        <w:rPr>
-          <w:lang w:val="en-GB"/>
-        </w:rPr>
+        <w:rPr>
+          <w:lang w:val="en-GB"/>
+        </w:rPr>
+        <w:t xml:space="preserve">DISTINCT </w:t>
+      </w:r>
+      <w:proofErr w:type="spellStart"/>
+      <w:r>
+        <w:rPr>
+          <w:lang w:val="en-GB"/>
+        </w:rPr>
+        <w:t>f.id_factura</w:t>
+      </w:r>
+      <w:proofErr w:type="spellEnd"/>
+      <w:r>
+        <w:rPr>
+          <w:lang w:val="en-GB"/>
+        </w:rPr>
+        <w:t xml:space="preserve">) AS </w:t>
+      </w:r>
+      <w:proofErr w:type="spellStart"/>
+      <w:r>
+        <w:rPr>
+          <w:lang w:val="en-GB"/>
+        </w:rPr>
+        <w:t>num_facturas</w:t>
+      </w:r>
+      <w:proofErr w:type="spellEnd"/>
+    </w:p>
+    <w:p>
+      <w:pPr>
+        <w:shd w:val="clear" w:color="auto" w:fill="C1F0C7" w:themeFill="accent3" w:themeFillTint="33"/>
+        <w:rPr>
+          <w:lang w:val="en-GB"/>
+        </w:rPr>
+      </w:pPr>
+      <w:r>
+        <w:rPr>
+          <w:lang w:val="en-GB"/>
+        </w:rPr>
+        <w:t xml:space="preserve">FROM </w:t>
+      </w:r>
+      <w:proofErr w:type="spellStart"/>
+      <w:r>
+        <w:rPr>
+          <w:lang w:val="en-GB"/>
+        </w:rPr>
+        <w:t>alumnos</w:t>
+      </w:r>
+      <w:proofErr w:type="spellEnd"/>
+      <w:r>
+        <w:rPr>
+          <w:lang w:val="en-GB"/>
+        </w:rPr>
+        <w:t xml:space="preserve"> al</w:t>
+      </w:r>
+    </w:p>
+    <w:p>
+      <w:pPr>
+        <w:shd w:val="clear" w:color="auto" w:fill="C1F0C7" w:themeFill="accent3" w:themeFillTint="33"/>
+        <w:rPr>
+          <w:lang w:val="en-GB"/>
+        </w:rPr>
+      </w:pPr>
+      <w:r>
+        <w:rPr>
+          <w:lang w:val="en-GB"/>
+        </w:rPr>
+        <w:t xml:space="preserve">LEFT JOIN </w:t>
+      </w:r>
+      <w:proofErr w:type="spellStart"/>
+      <w:r>
+        <w:rPr>
+          <w:lang w:val="en-GB"/>
+        </w:rPr>
+        <w:t>asistencia</w:t>
+      </w:r>
+      <w:proofErr w:type="spellEnd"/>
+      <w:r>
+        <w:rPr>
+          <w:lang w:val="en-GB"/>
+        </w:rPr>
+        <w:t xml:space="preserve"> a ON </w:t>
+      </w:r>
+      <w:proofErr w:type="spellStart"/>
+      <w:r>
+        <w:rPr>
+          <w:lang w:val="en-GB"/>
+        </w:rPr>
+        <w:t>a.id_alumno</w:t>
+      </w:r>
+      <w:proofErr w:type="spellEnd"/>
+      <w:r>
+        <w:rPr>
+          <w:lang w:val="en-GB"/>
+        </w:rPr>
+        <w:t xml:space="preserve"> = al.id</w:t>
+      </w:r>
+    </w:p>
+    <w:p>
+      <w:pPr>
+        <w:shd w:val="clear" w:color="auto" w:fill="C1F0C7" w:themeFill="accent3" w:themeFillTint="33"/>
+        <w:rPr>
+          <w:lang w:val="en-GB"/>
+        </w:rPr>
+      </w:pPr>
+      <w:r>
+        <w:rPr>
+          <w:lang w:val="en-GB"/>
+        </w:rPr>
+        <w:t xml:space="preserve">LEFT JOIN facturas f ON </w:t>
+      </w:r>
+      <w:proofErr w:type="spellStart"/>
+      <w:r>
+        <w:rPr>
+          <w:lang w:val="en-GB"/>
+        </w:rPr>
+        <w:t>f.id_alumno</w:t>
+      </w:r>
+      <w:proofErr w:type="spellEnd"/>
+      <w:r>
+        <w:rPr>
+          <w:lang w:val="en-GB"/>
+        </w:rPr>
+        <w:t xml:space="preserve"> = al.id</w:t>
+      </w:r>
+    </w:p>
+    <w:p>
+      <w:pPr>
+        <w:shd w:val="clear" w:color="auto" w:fill="C1F0C7" w:themeFill="accent3" w:themeFillTint="33"/>
+      </w:pPr>
+      <w:r>
+        <w:t xml:space="preserve">GROUP BY </w:t>
+      </w:r>
+      <w:proofErr w:type="spellStart"/>
+      <w:r>
+        <w:t>al.id</w:t>
+      </w:r>
+      <w:proofErr w:type="spellEnd"/>
+      <w:r>
+        <w:t xml:space="preserve">, </w:t>
+      </w:r>
+      <w:proofErr w:type="spellStart"/>
+      <w:proofErr w:type="gramStart"/>
+      <w:r>
+        <w:t>al.nombre</w:t>
+      </w:r>
+      <w:proofErr w:type="spellEnd"/>
+      <w:proofErr w:type="gramEnd"/>
+      <w:r>
+        <w:t xml:space="preserve">, </w:t>
+      </w:r>
+      <w:proofErr w:type="spellStart"/>
+      <w:proofErr w:type="gramStart"/>
+      <w:r>
+        <w:t>al.apellidos</w:t>
+      </w:r>
+      <w:proofErr w:type="spellEnd"/>
+      <w:proofErr w:type="gramEnd"/>
+      <w:r>
+        <w:t>;</w:t>
+      </w:r>
+    </w:p>
+    <w:p>
+      <w:r>
+        <w:pict w14:anchorId="498F65C0">
+          <v:rect id="_x0000_i1026" style="width:0;height:1.5pt" o:hralign="center" o:hrstd="t" o:hr="t" fillcolor="#a0a0a0" stroked="f"/>
+        </w:pict>
+      </w:r>
+    </w:p>
+    <w:p>
+      <w:pPr>
+        <w:rPr>
+          <w:rFonts w:ascii="Segoe UI Emoji" w:hAnsi="Segoe UI Emoji" w:cs="Segoe UI Emoji"/>
+          <w:b/>
+          <w:bCs/>
+        </w:rPr>
+      </w:pPr>
+    </w:p>
+    <w:p>
+      <w:pPr>
+        <w:jc w:val="center"/>
+        <w:rPr>
+          <w:rFonts w:ascii="Segoe UI Emoji" w:hAnsi="Segoe UI Emoji" w:cs="Segoe UI Emoji"/>
+          <w:b/>
+          <w:bCs/>
+          <w:sz w:val="32"/>
+          <w:szCs w:val="32"/>
+        </w:rPr>
+      </w:pPr>
+      <w:r>
+        <w:rPr>
+          <w:rFonts w:ascii="Segoe UI Emoji" w:hAnsi="Segoe UI Emoji" w:cs="Segoe UI Emoji"/>
+          <w:b/>
+          <w:bCs/>
+          <w:sz w:val="32"/>
+          <w:szCs w:val="32"/>
+        </w:rPr>
+        <w:t>SUBCONSULTAS</w:t>
+      </w:r>
+    </w:p>
+    <w:p>
+      <w:pPr>
+        <w:rPr>
+          <w:rFonts w:ascii="Segoe UI Emoji" w:hAnsi="Segoe UI Emoji" w:cs="Segoe UI Emoji"/>
+          <w:b/>
+          <w:bCs/>
+        </w:rPr>
+      </w:pPr>
+    </w:p>
+    <w:p>
+      <w:pPr>
+        <w:rPr>
+          <w:b/>
+          <w:bCs/>
+        </w:rPr>
+      </w:pPr>
+      <w:r>
+        <w:rPr>
+          <w:rFonts w:ascii="Segoe UI Emoji" w:hAnsi="Segoe UI Emoji" w:cs="Segoe UI Emoji"/>
+          <w:b/>
+          <w:bCs/>
+        </w:rPr>
+        <w:t>🔵</w:t>
+      </w:r>
+      <w:r>
+        <w:rPr>
+          <w:b/>
+          <w:bCs/>
+        </w:rPr>
+        <w:t xml:space="preserve"> BLOQUE C — Subconsultas</w:t>
+      </w:r>
+    </w:p>
+    <w:p>
+      <w:r>
+        <w:rPr>
+          <w:b/>
+          <w:bCs/>
+        </w:rPr>
+        <w:t>19) Enunciado:</w:t>
+      </w:r>
+      <w:r>
+        <w:t xml:space="preserve"> Mostrar alumnos que han asistido al menos una vez.</w:t>
+      </w:r>
+      <w:r>
+        <w:br/>
+      </w:r>
+      <w:r>
+        <w:rPr>
+          <w:rFonts w:ascii="Segoe UI Emoji" w:hAnsi="Segoe UI Emoji" w:cs="Segoe UI Emoji"/>
+        </w:rPr>
+        <w:t>✅</w:t>
+      </w:r>
+      <w:r>
+        <w:t xml:space="preserve"> </w:t>
+      </w:r>
+      <w:r>
+        <w:rPr>
+          <w:b/>
+          <w:bCs/>
+        </w:rPr>
+        <w:t>Solución:</w:t>
+      </w:r>
+    </w:p>
+    <w:p>
+      <w:r>
+        <w:t>SELECT *</w:t>
+      </w:r>
+    </w:p>
+    <w:p>
+      <w:r>
+        <w:t>FROM alumnos</w:t>
+      </w:r>
+    </w:p>
+    <w:p>
+      <w:r>
+        <w:t xml:space="preserve">WHERE id IN (SELECT </w:t>
+      </w:r>
+      <w:proofErr w:type="spellStart"/>
+      <w:r>
+        <w:t>id_alumno</w:t>
+      </w:r>
+      <w:proofErr w:type="spellEnd"/>
+      <w:r>
+        <w:t xml:space="preserve"> FROM asistencia);</w:t>
+      </w:r>
+    </w:p>
+    <w:p>
+      <w:pPr>
+        <w:rPr>
+          <w:lang w:val="en-GB"/>
+        </w:rPr>
+      </w:pPr>
+      <w:r>
+        <w:rPr>
+          <w:b/>
+          <w:bCs/>
+        </w:rPr>
+        <w:t>20) Enunciado:</w:t>
+      </w:r>
+      <w:r>
+        <w:t xml:space="preserve"> Mostrar alumnos que nunca han asistido.</w:t>
+      </w:r>
+      <w:r>
+        <w:br/>
+      </w:r>
+      <w:r>
+        <w:rPr>
+          <w:rFonts w:ascii="Segoe UI Emoji" w:hAnsi="Segoe UI Emoji" w:cs="Segoe UI Emoji"/>
+          <w:lang w:val="en-GB"/>
+        </w:rPr>
+        <w:t>✅</w:t>
+      </w:r>
+      <w:r>
+        <w:rPr>
+          <w:lang w:val="en-GB"/>
+        </w:rPr>
+        <w:t xml:space="preserve"> </w:t>
+      </w:r>
+      <w:proofErr w:type="spellStart"/>
+      <w:r>
+        <w:rPr>
+          <w:b/>
+          <w:bCs/>
+          <w:lang w:val="en-GB"/>
+        </w:rPr>
+        <w:t>Solución</w:t>
+      </w:r>
+      <w:proofErr w:type="spellEnd"/>
+      <w:r>
+        <w:rPr>
+          <w:b/>
+          <w:bCs/>
+          <w:lang w:val="en-GB"/>
+        </w:rPr>
+        <w:t>:</w:t>
+      </w:r>
+    </w:p>
+    <w:p>
+      <w:pPr>
+        <w:rPr>
+          <w:lang w:val="en-GB"/>
+        </w:rPr>
+      </w:pPr>
+      <w:r>
+        <w:rPr>
+          <w:lang w:val="en-GB"/>
+        </w:rPr>
+        <w:t>SELECT *</w:t>
+      </w:r>
+    </w:p>
+    <w:p>
+      <w:pPr>
+        <w:rPr>
+          <w:lang w:val="en-GB"/>
+        </w:rPr>
+      </w:pPr>
+      <w:r>
+        <w:rPr>
+          <w:lang w:val="en-GB"/>
+        </w:rPr>
+        <w:t xml:space="preserve">FROM </w:t>
+      </w:r>
+      <w:proofErr w:type="spellStart"/>
+      <w:r>
+        <w:rPr>
+          <w:lang w:val="en-GB"/>
+        </w:rPr>
+        <w:t>alumnos</w:t>
+      </w:r>
+      <w:proofErr w:type="spellEnd"/>
+    </w:p>
+    <w:p>
+      <w:pPr>
+        <w:rPr>
+          <w:lang w:val="en-GB"/>
+        </w:rPr>
+      </w:pPr>
+      <w:r>
+        <w:rPr>
+          <w:lang w:val="en-GB"/>
+        </w:rPr>
+        <w:t xml:space="preserve">WHERE </w:t>
+      </w:r>
+      <w:proofErr w:type="spellStart"/>
+      <w:r>
+        <w:rPr>
+          <w:lang w:val="en-GB"/>
+        </w:rPr>
+        <w:t>id</w:t>
+      </w:r>
+      <w:proofErr w:type="spellEnd"/>
+      <w:r>
+        <w:rPr>
+          <w:lang w:val="en-GB"/>
+        </w:rPr>
+        <w:t xml:space="preserve"> NOT IN (SELECT </w:t>
+      </w:r>
+      <w:proofErr w:type="spellStart"/>
+      <w:r>
+        <w:rPr>
+          <w:lang w:val="en-GB"/>
+        </w:rPr>
+        <w:t>id_alumno</w:t>
+      </w:r>
+      <w:proofErr w:type="spellEnd"/>
+      <w:r>
+        <w:rPr>
+          <w:lang w:val="en-GB"/>
+        </w:rPr>
+        <w:t xml:space="preserve"> FROM </w:t>
+      </w:r>
+      <w:proofErr w:type="spellStart"/>
+      <w:r>
+        <w:rPr>
+          <w:lang w:val="en-GB"/>
+        </w:rPr>
+        <w:t>asistencia</w:t>
+      </w:r>
+      <w:proofErr w:type="spellEnd"/>
+      <w:proofErr w:type="gramStart"/>
+      <w:r>
+        <w:rPr>
+          <w:lang w:val="en-GB"/>
+        </w:rPr>
+        <w:t>);</w:t>
+      </w:r>
+      <w:proofErr w:type="gramEnd"/>
+    </w:p>
+    <w:p>
+      <w:pPr>
+        <w:rPr>
+          <w:lang w:val="en-GB"/>
+        </w:rPr>
+      </w:pPr>
+      <w:r>
+        <w:rPr>
+          <w:b/>
+          <w:bCs/>
+        </w:rPr>
+        <w:t>21) Enunciado:</w:t>
+      </w:r>
+      <w:r>
+        <w:t xml:space="preserve"> Mostrar cursos que tienen al menos una asistencia.</w:t>
+      </w:r>
+      <w:r>
+        <w:br/>
+      </w:r>
+      <w:r>
+        <w:rPr>
+          <w:rFonts w:ascii="Segoe UI Emoji" w:hAnsi="Segoe UI Emoji" w:cs="Segoe UI Emoji"/>
+          <w:lang w:val="en-GB"/>
+        </w:rPr>
+        <w:t>✅</w:t>
+      </w:r>
+      <w:r>
+        <w:rPr>
+          <w:lang w:val="en-GB"/>
+        </w:rPr>
+        <w:t xml:space="preserve"> </w:t>
+      </w:r>
+      <w:proofErr w:type="spellStart"/>
+      <w:r>
+        <w:rPr>
+          <w:b/>
+          <w:bCs/>
+          <w:lang w:val="en-GB"/>
+        </w:rPr>
+        <w:t>Solución</w:t>
+      </w:r>
+      <w:proofErr w:type="spellEnd"/>
+      <w:r>
+        <w:rPr>
+          <w:b/>
+          <w:bCs/>
+          <w:lang w:val="en-GB"/>
+        </w:rPr>
+        <w:t>:</w:t>
+      </w:r>
+    </w:p>
+    <w:p>
+      <w:pPr>
+        <w:rPr>
+          <w:lang w:val="en-GB"/>
+        </w:rPr>
+      </w:pPr>
+      <w:r>
+        <w:rPr>
+          <w:lang w:val="en-GB"/>
+        </w:rPr>
+        <w:t>SELECT *</w:t>
+      </w:r>
+    </w:p>
+    <w:p>
+      <w:pPr>
+        <w:rPr>
+          <w:lang w:val="en-GB"/>
+        </w:rPr>
+      </w:pPr>
+      <w:r>
+        <w:rPr>
+          <w:lang w:val="en-GB"/>
+        </w:rPr>
+        <w:t xml:space="preserve">FROM </w:t>
+      </w:r>
+      <w:proofErr w:type="spellStart"/>
+      <w:r>
+        <w:rPr>
+          <w:lang w:val="en-GB"/>
+        </w:rPr>
+        <w:t>cursos</w:t>
+      </w:r>
+      <w:proofErr w:type="spellEnd"/>
+    </w:p>
+    <w:p>
+      <w:pPr>
+        <w:rPr>
+          <w:lang w:val="en-GB"/>
+        </w:rPr>
+      </w:pPr>
+      <w:r>
+        <w:rPr>
+          <w:lang w:val="en-GB"/>
+        </w:rPr>
+        <w:t xml:space="preserve">WHERE id IN (SELECT </w:t>
+      </w:r>
+      <w:proofErr w:type="spellStart"/>
+      <w:r>
+        <w:rPr>
+          <w:lang w:val="en-GB"/>
+        </w:rPr>
+        <w:t>id_curso</w:t>
+      </w:r>
+      <w:proofErr w:type="spellEnd"/>
+      <w:r>
+        <w:rPr>
+          <w:lang w:val="en-GB"/>
+        </w:rPr>
+        <w:t xml:space="preserve"> FROM </w:t>
+      </w:r>
+      <w:proofErr w:type="spellStart"/>
+      <w:r>
+        <w:rPr>
+          <w:lang w:val="en-GB"/>
+        </w:rPr>
+        <w:t>asistencia</w:t>
+      </w:r>
+      <w:proofErr w:type="spellEnd"/>
+      <w:proofErr w:type="gramStart"/>
+      <w:r>
+        <w:rPr>
+          <w:lang w:val="en-GB"/>
+        </w:rPr>
+        <w:t>);</w:t>
+      </w:r>
+      <w:proofErr w:type="gramEnd"/>
+    </w:p>
+    <w:p>
+      <w:pPr>
+        <w:rPr>
+          <w:lang w:val="en-GB"/>
+        </w:rPr>
+      </w:pPr>
+      <w:r>
+        <w:rPr>
+          <w:b/>
+          <w:bCs/>
+        </w:rPr>
+        <w:lastRenderedPageBreak/>
+        <w:t>22) Enunciado:</w:t>
+      </w:r>
+      <w:r>
+        <w:t xml:space="preserve"> Mostrar cursos sin asistencias.</w:t>
+      </w:r>
+      <w:r>
+        <w:br/>
+      </w:r>
+      <w:r>
+        <w:rPr>
+          <w:rFonts w:ascii="Segoe UI Emoji" w:hAnsi="Segoe UI Emoji" w:cs="Segoe UI Emoji"/>
+          <w:lang w:val="en-GB"/>
+        </w:rPr>
+        <w:t>✅</w:t>
+      </w:r>
+      <w:r>
+        <w:rPr>
+          <w:lang w:val="en-GB"/>
+        </w:rPr>
+        <w:t xml:space="preserve"> </w:t>
+      </w:r>
+      <w:proofErr w:type="spellStart"/>
+      <w:r>
+        <w:rPr>
+          <w:b/>
+          <w:bCs/>
+          <w:lang w:val="en-GB"/>
+        </w:rPr>
+        <w:t>Solución</w:t>
+      </w:r>
+      <w:proofErr w:type="spellEnd"/>
+      <w:r>
+        <w:rPr>
+          <w:b/>
+          <w:bCs/>
+          <w:lang w:val="en-GB"/>
+        </w:rPr>
+        <w:t>:</w:t>
+      </w:r>
+    </w:p>
+    <w:p>
+      <w:pPr>
+        <w:rPr>
+          <w:lang w:val="en-GB"/>
+        </w:rPr>
+      </w:pPr>
+      <w:r>
+        <w:rPr>
+          <w:lang w:val="en-GB"/>
+        </w:rPr>
+        <w:t>SELECT *</w:t>
+      </w:r>
+    </w:p>
+    <w:p>
+      <w:pPr>
+        <w:rPr>
+          <w:lang w:val="en-GB"/>
+        </w:rPr>
+      </w:pPr>
+      <w:r>
+        <w:rPr>
+          <w:lang w:val="en-GB"/>
+        </w:rPr>
+        <w:t xml:space="preserve">FROM </w:t>
+      </w:r>
+      <w:proofErr w:type="spellStart"/>
+      <w:r>
+        <w:rPr>
+          <w:lang w:val="en-GB"/>
+        </w:rPr>
+        <w:t>cursos</w:t>
+      </w:r>
+      <w:proofErr w:type="spellEnd"/>
+    </w:p>
+    <w:p>
+      <w:pPr>
+        <w:rPr>
+          <w:lang w:val="en-GB"/>
+        </w:rPr>
+      </w:pPr>
+      <w:r>
+        <w:rPr>
+          <w:lang w:val="en-GB"/>
+        </w:rPr>
+        <w:t xml:space="preserve">WHERE </w:t>
+      </w:r>
+      <w:proofErr w:type="spellStart"/>
+      <w:r>
+        <w:rPr>
+          <w:lang w:val="en-GB"/>
+        </w:rPr>
+        <w:t>id</w:t>
+      </w:r>
+      <w:proofErr w:type="spellEnd"/>
+      <w:r>
+        <w:rPr>
+          <w:lang w:val="en-GB"/>
+        </w:rPr>
+        <w:t xml:space="preserve"> NOT IN (SELECT </w:t>
+      </w:r>
+      <w:proofErr w:type="spellStart"/>
+      <w:r>
+        <w:rPr>
+          <w:lang w:val="en-GB"/>
+        </w:rPr>
+        <w:t>id_curso</w:t>
+      </w:r>
+      <w:proofErr w:type="spellEnd"/>
+      <w:r>
+        <w:rPr>
+          <w:lang w:val="en-GB"/>
+        </w:rPr>
+        <w:t xml:space="preserve"> FROM </w:t>
+      </w:r>
+      <w:proofErr w:type="spellStart"/>
+      <w:r>
+        <w:rPr>
+          <w:lang w:val="en-GB"/>
+        </w:rPr>
+        <w:t>asistencia</w:t>
+      </w:r>
+      <w:proofErr w:type="spellEnd"/>
+      <w:proofErr w:type="gramStart"/>
+      <w:r>
+        <w:rPr>
+          <w:lang w:val="en-GB"/>
+        </w:rPr>
+        <w:t>);</w:t>
+      </w:r>
+      <w:proofErr w:type="gramEnd"/>
+    </w:p>
+    <w:p>
+      <w:pPr>
+        <w:rPr>
+          <w:lang w:val="en-GB"/>
+        </w:rPr>
+      </w:pPr>
+      <w:r>
+        <w:rPr>
+          <w:b/>
+          <w:bCs/>
+        </w:rPr>
+        <w:t>23) Enunciado:</w:t>
+      </w:r>
+      <w:r>
+        <w:t xml:space="preserve"> Mostrar facturas por encima del importe medio.</w:t>
+      </w:r>
+      <w:r>
+        <w:br/>
+      </w:r>
+      <w:r>
+        <w:rPr>
+          <w:rFonts w:ascii="Segoe UI Emoji" w:hAnsi="Segoe UI Emoji" w:cs="Segoe UI Emoji"/>
+          <w:lang w:val="en-GB"/>
+        </w:rPr>
+        <w:t>✅</w:t>
+      </w:r>
+      <w:r>
+        <w:rPr>
+          <w:lang w:val="en-GB"/>
+        </w:rPr>
+        <w:t xml:space="preserve"> </w:t>
+      </w:r>
+      <w:proofErr w:type="spellStart"/>
+      <w:r>
+        <w:rPr>
+          <w:b/>
+          <w:bCs/>
+          <w:lang w:val="en-GB"/>
+        </w:rPr>
+        <w:t>Solución</w:t>
+      </w:r>
+      <w:proofErr w:type="spellEnd"/>
+      <w:r>
+        <w:rPr>
+          <w:b/>
+          <w:bCs/>
+          <w:lang w:val="en-GB"/>
+        </w:rPr>
+        <w:t>:</w:t>
+      </w:r>
+    </w:p>
+    <w:p>
+      <w:pPr>
+        <w:rPr>
+          <w:lang w:val="en-GB"/>
+        </w:rPr>
+      </w:pPr>
+      <w:r>
+        <w:rPr>
+          <w:lang w:val="en-GB"/>
+        </w:rPr>
+        <w:t>SELECT *</w:t>
+      </w:r>
+    </w:p>
+    <w:p>
+      <w:pPr>
+        <w:rPr>
+          <w:lang w:val="en-GB"/>
+        </w:rPr>
+      </w:pPr>
+      <w:r>
+        <w:rPr>
+          <w:lang w:val="en-GB"/>
+        </w:rPr>
+        <w:t>FROM facturas</w:t>
+      </w:r>
+    </w:p>
+    <w:p>
+      <w:pPr>
+        <w:rPr>
+          <w:lang w:val="en-GB"/>
+        </w:rPr>
+      </w:pPr>
+      <w:r>
+        <w:rPr>
+          <w:lang w:val="en-GB"/>
+        </w:rPr>
+        <w:t xml:space="preserve">WHERE </w:t>
+      </w:r>
+      <w:proofErr w:type="spellStart"/>
+      <w:r>
+        <w:rPr>
+          <w:lang w:val="en-GB"/>
+        </w:rPr>
+        <w:t>importe</w:t>
+      </w:r>
+      <w:proofErr w:type="spellEnd"/>
+      <w:r>
+        <w:rPr>
+          <w:lang w:val="en-GB"/>
+        </w:rPr>
+        <w:t xml:space="preserve"> &gt; (SELECT </w:t>
+      </w:r>
+      <w:proofErr w:type="gramStart"/>
+      <w:r>
+        <w:rPr>
+          <w:lang w:val="en-GB"/>
+        </w:rPr>
+        <w:t>AVG(</w:t>
+      </w:r>
+      <w:proofErr w:type="spellStart"/>
+      <w:proofErr w:type="gramEnd"/>
+      <w:r>
+        <w:rPr>
+          <w:lang w:val="en-GB"/>
+        </w:rPr>
+        <w:t>importe</w:t>
+      </w:r>
+      <w:proofErr w:type="spellEnd"/>
+      <w:r>
+        <w:rPr>
+          <w:lang w:val="en-GB"/>
+        </w:rPr>
+        <w:t>) FROM facturas</w:t>
+      </w:r>
+      <w:proofErr w:type="gramStart"/>
+      <w:r>
+        <w:rPr>
+          <w:lang w:val="en-GB"/>
+        </w:rPr>
+        <w:t>);</w:t>
+      </w:r>
+      <w:proofErr w:type="gramEnd"/>
+    </w:p>
+    <w:p>
+      <w:r>
+        <w:rPr>
+          <w:b/>
+          <w:bCs/>
+        </w:rPr>
+        <w:t>24) Enunciado:</w:t>
+      </w:r>
+      <w:r>
+        <w:t xml:space="preserve"> Mostrar el alumno que más debe (solo no pagadas).</w:t>
+      </w:r>
+      <w:r>
+        <w:br/>
+      </w:r>
+      <w:r>
+        <w:rPr>
+          <w:rFonts w:ascii="Segoe UI Emoji" w:hAnsi="Segoe UI Emoji" w:cs="Segoe UI Emoji"/>
+        </w:rPr>
+        <w:t>✅</w:t>
+      </w:r>
+      <w:r>
+        <w:t xml:space="preserve"> </w:t>
+      </w:r>
+      <w:r>
+        <w:rPr>
+          <w:b/>
+          <w:bCs/>
+        </w:rPr>
+        <w:t>Solución:</w:t>
+      </w:r>
+    </w:p>
+    <w:p>
+      <w:r>
+        <w:t xml:space="preserve">SELECT </w:t>
+      </w:r>
+      <w:proofErr w:type="gramStart"/>
+      <w:r>
+        <w:t>al.*</w:t>
+      </w:r>
+      <w:proofErr w:type="gramEnd"/>
+    </w:p>
+    <w:p>
+      <w:r>
         <w:t>FROM alumnos al</w:t>
       </w:r>
     </w:p>
     <w:p>
-      <w:pPr>
-        <w:rPr>
-          <w:lang w:val="en-GB"/>
-        </w:rPr>
-      </w:pPr>
-      <w:r>
-        <w:rPr>
-          <w:lang w:val="en-GB"/>
-        </w:rPr>
-        <w:t>LEFT JOIN asistencia a ON a.id_alumno = al.id</w:t>
-      </w:r>
-    </w:p>
-    <w:p>
-      <w:pPr>
-        <w:rPr>
-          <w:lang w:val="en-GB"/>
-        </w:rPr>
-      </w:pPr>
-      <w:r>
-        <w:rPr>
-          <w:lang w:val="en-GB"/>
-        </w:rPr>
-        <w:t>LEFT JOIN facturas f ON f.id_alumno = al.id</w:t>
-      </w:r>
-    </w:p>
-    <w:p>
-      <w:r>
-        <w:t xml:space="preserve">GROUP BY al.id, </w:t>
-      </w:r>
-      <w:proofErr w:type="gramStart"/>
-      <w:r>
-        <w:t>al.nombre</w:t>
-      </w:r>
-      <w:proofErr w:type="gramEnd"/>
-      <w:r>
-        <w:t xml:space="preserve">, </w:t>
-      </w:r>
-      <w:proofErr w:type="gramStart"/>
-      <w:r>
-        <w:t>al.apellidos</w:t>
-      </w:r>
-      <w:proofErr w:type="gramEnd"/>
-      <w:r>
-        <w:t>;</w:t>
-      </w:r>
-    </w:p>
-    <w:p>
-      <w:r>
-        <w:pict w14:anchorId="498F65C0">
-          <v:rect id="_x0000_i1038" style="width:0;height:1.5pt" o:hralign="center" o:hrstd="t" o:hr="t" fillcolor="#a0a0a0" stroked="f"/>
-        </w:pict>
-      </w:r>
-    </w:p>
-    <w:p>
-      <w:pPr>
-        <w:rPr>
-          <w:b/>
-          <w:bCs/>
-        </w:rPr>
-      </w:pPr>
-      <w:r>
-        <w:rPr>
-          <w:rFonts w:ascii="Segoe UI Emoji" w:hAnsi="Segoe UI Emoji" w:cs="Segoe UI Emoji"/>
-          <w:b/>
-          <w:bCs/>
-        </w:rPr>
-        <w:t>🔵</w:t>
-      </w:r>
-      <w:r>
-        <w:rPr>
-          <w:b/>
-          <w:bCs/>
-        </w:rPr>
-        <w:t xml:space="preserve"> BLOQUE C — Subconsultas</w:t>
-      </w:r>
-    </w:p>
-    <w:p>
-      <w:r>
-        <w:rPr>
-          <w:b/>
-          <w:bCs/>
-        </w:rPr>
-        <w:t>19) Enunciado:</w:t>
-      </w:r>
-      <w:r>
-        <w:t xml:space="preserve"> Mostrar alumnos que han asistido al menos una vez.</w:t>
-      </w:r>
-      <w:r>
-        <w:br/>
-      </w:r>
-      <w:r>
-        <w:rPr>
-          <w:rFonts w:ascii="Segoe UI Emoji" w:hAnsi="Segoe UI Emoji" w:cs="Segoe UI Emoji"/>
-        </w:rPr>
-        <w:t>✅</w:t>
-      </w:r>
-      <w:r>
-        <w:t xml:space="preserve"> </w:t>
-      </w:r>
-      <w:r>
-        <w:rPr>
-          <w:b/>
-          <w:bCs/>
-        </w:rPr>
-        <w:t>Solución:</w:t>
-      </w:r>
-    </w:p>
-    <w:p>
-      <w:r>
-        <w:t>SELECT *</w:t>
-      </w:r>
-    </w:p>
-    <w:p>
-      <w:r>
-        <w:t>FROM alumnos</w:t>
-      </w:r>
-    </w:p>
-    <w:p>
-      <w:r>
-        <w:t>WHERE id IN (SELECT id_alumno FROM asistencia);</w:t>
-      </w:r>
-    </w:p>
-    <w:p>
-      <w:pPr>
-        <w:rPr>
-          <w:lang w:val="en-GB"/>
-        </w:rPr>
-      </w:pPr>
-      <w:r>
-        <w:rPr>
-          <w:b/>
-          <w:bCs/>
-        </w:rPr>
-        <w:t>20) Enunciado:</w:t>
-      </w:r>
-      <w:r>
-        <w:t xml:space="preserve"> Mostrar alumnos que nunca han asistido.</w:t>
-      </w:r>
-      <w:r>
-        <w:br/>
-      </w:r>
-      <w:r>
-        <w:rPr>
-          <w:rFonts w:ascii="Segoe UI Emoji" w:hAnsi="Segoe UI Emoji" w:cs="Segoe UI Emoji"/>
-          <w:lang w:val="en-GB"/>
-        </w:rPr>
-        <w:t>✅</w:t>
-      </w:r>
-      <w:r>
-        <w:rPr>
-          <w:lang w:val="en-GB"/>
-        </w:rPr>
-        <w:t xml:space="preserve"> </w:t>
-      </w:r>
-      <w:r>
-        <w:rPr>
-          <w:b/>
-          <w:bCs/>
-          <w:lang w:val="en-GB"/>
-        </w:rPr>
-        <w:t>Solución:</w:t>
-      </w:r>
-    </w:p>
-    <w:p>
-      <w:pPr>
-        <w:rPr>
-          <w:lang w:val="en-GB"/>
-        </w:rPr>
-      </w:pPr>
-      <w:r>
-        <w:rPr>
-          <w:lang w:val="en-GB"/>
-        </w:rPr>
-        <w:t>SELECT *</w:t>
-      </w:r>
-    </w:p>
-    <w:p>
-      <w:pPr>
-        <w:rPr>
-          <w:lang w:val="en-GB"/>
-        </w:rPr>
-      </w:pPr>
-      <w:r>
-        <w:rPr>
-          <w:lang w:val="en-GB"/>
-        </w:rPr>
-        <w:t>FROM alumnos</w:t>
-      </w:r>
-    </w:p>
-    <w:p>
-      <w:pPr>
-        <w:rPr>
-          <w:lang w:val="en-GB"/>
-        </w:rPr>
-      </w:pPr>
-      <w:r>
-        <w:rPr>
-          <w:lang w:val="en-GB"/>
-        </w:rPr>
-        <w:t>WHERE id NOT IN (SELECT id_alumno FROM asistencia</w:t>
-      </w:r>
-      <w:proofErr w:type="gramStart"/>
-      <w:r>
-        <w:rPr>
-          <w:lang w:val="en-GB"/>
-        </w:rPr>
-        <w:t>);</w:t>
-      </w:r>
-      <w:proofErr w:type="gramEnd"/>
-    </w:p>
-    <w:p>
-      <w:pPr>
-        <w:rPr>
-          <w:lang w:val="en-GB"/>
-        </w:rPr>
-      </w:pPr>
-      <w:r>
-        <w:rPr>
-          <w:b/>
-          <w:bCs/>
-        </w:rPr>
-        <w:t>21) Enunciado:</w:t>
-      </w:r>
-      <w:r>
-        <w:t xml:space="preserve"> Mostrar cursos que tienen al menos una asistencia.</w:t>
-      </w:r>
-      <w:r>
-        <w:br/>
-      </w:r>
-      <w:r>
-        <w:rPr>
-          <w:rFonts w:ascii="Segoe UI Emoji" w:hAnsi="Segoe UI Emoji" w:cs="Segoe UI Emoji"/>
-          <w:lang w:val="en-GB"/>
-        </w:rPr>
-        <w:t>✅</w:t>
-      </w:r>
-      <w:r>
-        <w:rPr>
-          <w:lang w:val="en-GB"/>
-        </w:rPr>
-        <w:t xml:space="preserve"> </w:t>
-      </w:r>
-      <w:r>
-        <w:rPr>
-          <w:b/>
-          <w:bCs/>
-          <w:lang w:val="en-GB"/>
-        </w:rPr>
-        <w:t>Solución:</w:t>
-      </w:r>
-    </w:p>
-    <w:p>
-      <w:pPr>
-        <w:rPr>
-          <w:lang w:val="en-GB"/>
-        </w:rPr>
-      </w:pPr>
-      <w:r>
-        <w:rPr>
-          <w:lang w:val="en-GB"/>
-        </w:rPr>
-        <w:t>SELECT *</w:t>
-      </w:r>
-    </w:p>
-    <w:p>
-      <w:pPr>
-        <w:rPr>
-          <w:lang w:val="en-GB"/>
-        </w:rPr>
-      </w:pPr>
-      <w:r>
-        <w:rPr>
-          <w:lang w:val="en-GB"/>
-        </w:rPr>
-        <w:t>FROM cursos</w:t>
-      </w:r>
-    </w:p>
-    <w:p>
-      <w:pPr>
-        <w:rPr>
-          <w:lang w:val="en-GB"/>
-        </w:rPr>
-      </w:pPr>
-      <w:r>
-        <w:rPr>
-          <w:lang w:val="en-GB"/>
-        </w:rPr>
-        <w:t>WHERE id IN (SELECT id_curso FROM asistencia</w:t>
-      </w:r>
-      <w:proofErr w:type="gramStart"/>
-      <w:r>
-        <w:rPr>
-          <w:lang w:val="en-GB"/>
-        </w:rPr>
-        <w:t>);</w:t>
-      </w:r>
-      <w:proofErr w:type="gramEnd"/>
-    </w:p>
-    <w:p>
-      <w:pPr>
-        <w:rPr>
-          <w:lang w:val="en-GB"/>
-        </w:rPr>
-      </w:pPr>
-      <w:r>
-        <w:rPr>
-          <w:b/>
-          <w:bCs/>
-        </w:rPr>
-        <w:t>22) Enunciado:</w:t>
-      </w:r>
-      <w:r>
-        <w:t xml:space="preserve"> Mostrar cursos sin asistencias.</w:t>
-      </w:r>
-      <w:r>
-        <w:br/>
-      </w:r>
-      <w:r>
-        <w:rPr>
-          <w:rFonts w:ascii="Segoe UI Emoji" w:hAnsi="Segoe UI Emoji" w:cs="Segoe UI Emoji"/>
-          <w:lang w:val="en-GB"/>
-        </w:rPr>
-        <w:t>✅</w:t>
-      </w:r>
-      <w:r>
-        <w:rPr>
-          <w:lang w:val="en-GB"/>
-        </w:rPr>
-        <w:t xml:space="preserve"> </w:t>
-      </w:r>
-      <w:r>
-        <w:rPr>
-          <w:b/>
-          <w:bCs/>
-          <w:lang w:val="en-GB"/>
-        </w:rPr>
-        <w:t>Solución:</w:t>
-      </w:r>
-    </w:p>
-    <w:p>
-      <w:pPr>
-        <w:rPr>
-          <w:lang w:val="en-GB"/>
-        </w:rPr>
-      </w:pPr>
-      <w:r>
-        <w:rPr>
-          <w:lang w:val="en-GB"/>
-        </w:rPr>
-        <w:t>SELECT *</w:t>
-      </w:r>
-    </w:p>
-    <w:p>
-      <w:pPr>
-        <w:rPr>
-          <w:lang w:val="en-GB"/>
-        </w:rPr>
-      </w:pPr>
-      <w:r>
-        <w:rPr>
-          <w:lang w:val="en-GB"/>
-        </w:rPr>
-        <w:t>FROM cursos</w:t>
-      </w:r>
-    </w:p>
-    <w:p>
-      <w:pPr>
-        <w:rPr>
-          <w:lang w:val="en-GB"/>
-        </w:rPr>
-      </w:pPr>
-      <w:r>
-        <w:rPr>
-          <w:lang w:val="en-GB"/>
-        </w:rPr>
-        <w:t>WHERE id NOT IN (SELECT id_curso FROM asistencia</w:t>
-      </w:r>
-      <w:proofErr w:type="gramStart"/>
-      <w:r>
-        <w:rPr>
-          <w:lang w:val="en-GB"/>
-        </w:rPr>
-        <w:t>);</w:t>
-      </w:r>
-      <w:proofErr w:type="gramEnd"/>
-    </w:p>
-    <w:p>
-      <w:pPr>
-        <w:rPr>
-          <w:lang w:val="en-GB"/>
-        </w:rPr>
-      </w:pPr>
-      <w:r>
-        <w:rPr>
-          <w:b/>
-          <w:bCs/>
-        </w:rPr>
-        <w:lastRenderedPageBreak/>
-        <w:t>23) Enunciado:</w:t>
-      </w:r>
-      <w:r>
-        <w:t xml:space="preserve"> Mostrar facturas por encima del importe medio.</w:t>
-      </w:r>
-      <w:r>
-        <w:br/>
-      </w:r>
-      <w:r>
-        <w:rPr>
-          <w:rFonts w:ascii="Segoe UI Emoji" w:hAnsi="Segoe UI Emoji" w:cs="Segoe UI Emoji"/>
-          <w:lang w:val="en-GB"/>
-        </w:rPr>
-        <w:t>✅</w:t>
-      </w:r>
-      <w:r>
-        <w:rPr>
-          <w:lang w:val="en-GB"/>
-        </w:rPr>
-        <w:t xml:space="preserve"> </w:t>
-      </w:r>
-      <w:r>
-        <w:rPr>
-          <w:b/>
-          <w:bCs/>
-          <w:lang w:val="en-GB"/>
-        </w:rPr>
-        <w:t>Solución:</w:t>
-      </w:r>
-    </w:p>
-    <w:p>
-      <w:pPr>
-        <w:rPr>
-          <w:lang w:val="en-GB"/>
-        </w:rPr>
-      </w:pPr>
-      <w:r>
-        <w:rPr>
-          <w:lang w:val="en-GB"/>
-        </w:rPr>
-        <w:t>SELECT *</w:t>
-      </w:r>
-    </w:p>
-    <w:p>
-      <w:pPr>
-        <w:rPr>
-          <w:lang w:val="en-GB"/>
-        </w:rPr>
-      </w:pPr>
-      <w:r>
-        <w:rPr>
-          <w:lang w:val="en-GB"/>
-        </w:rPr>
-        <w:t>FROM facturas</w:t>
-      </w:r>
-    </w:p>
-    <w:p>
-      <w:pPr>
-        <w:rPr>
-          <w:lang w:val="en-GB"/>
-        </w:rPr>
-      </w:pPr>
-      <w:r>
-        <w:rPr>
-          <w:lang w:val="en-GB"/>
-        </w:rPr>
-        <w:t xml:space="preserve">WHERE importe &gt; (SELECT </w:t>
-      </w:r>
-      <w:proofErr w:type="gramStart"/>
-      <w:r>
-        <w:rPr>
-          <w:lang w:val="en-GB"/>
-        </w:rPr>
-        <w:t>AVG(</w:t>
-      </w:r>
-      <w:proofErr w:type="gramEnd"/>
-      <w:r>
-        <w:rPr>
-          <w:lang w:val="en-GB"/>
-        </w:rPr>
-        <w:t>importe) FROM facturas</w:t>
-      </w:r>
-      <w:proofErr w:type="gramStart"/>
-      <w:r>
-        <w:rPr>
-          <w:lang w:val="en-GB"/>
-        </w:rPr>
-        <w:t>);</w:t>
-      </w:r>
-      <w:proofErr w:type="gramEnd"/>
-    </w:p>
-    <w:p>
-      <w:r>
-        <w:rPr>
-          <w:b/>
-          <w:bCs/>
-        </w:rPr>
-        <w:t>24) Enunciado:</w:t>
-      </w:r>
-      <w:r>
-        <w:t xml:space="preserve"> Mostrar el alumno que más debe (solo no pagadas).</w:t>
-      </w:r>
-      <w:r>
-        <w:br/>
-      </w:r>
-      <w:r>
-        <w:rPr>
-          <w:rFonts w:ascii="Segoe UI Emoji" w:hAnsi="Segoe UI Emoji" w:cs="Segoe UI Emoji"/>
-        </w:rPr>
-        <w:t>✅</w:t>
-      </w:r>
-      <w:r>
-        <w:t xml:space="preserve"> </w:t>
-      </w:r>
-      <w:r>
-        <w:rPr>
-          <w:b/>
-          <w:bCs/>
-        </w:rPr>
-        <w:t>Solución:</w:t>
-      </w:r>
-    </w:p>
-    <w:p>
-      <w:r>
-        <w:t xml:space="preserve">SELECT </w:t>
-      </w:r>
-      <w:proofErr w:type="gramStart"/>
-      <w:r>
-        <w:t>al.*</w:t>
-      </w:r>
-      <w:proofErr w:type="gramEnd"/>
-    </w:p>
-    <w:p>
-      <w:r>
-        <w:t>FROM alumnos al</w:t>
-      </w:r>
-    </w:p>
-    <w:p>
-      <w:r>
-        <w:t>WHERE al.id = (</w:t>
-      </w:r>
-    </w:p>
-    <w:p>
-      <w:r>
-        <w:t xml:space="preserve">  SELECT f.id_alumno</w:t>
-      </w:r>
+      <w:r>
+        <w:t xml:space="preserve">WHERE </w:t>
+      </w:r>
+      <w:proofErr w:type="spellStart"/>
+      <w:r>
+        <w:t>al.id</w:t>
+      </w:r>
+      <w:proofErr w:type="spellEnd"/>
+      <w:r>
+        <w:t xml:space="preserve"> = (</w:t>
+      </w:r>
+    </w:p>
+    <w:p>
+      <w:r>
+        <w:t xml:space="preserve">  SELECT </w:t>
+      </w:r>
+      <w:proofErr w:type="spellStart"/>
+      <w:r>
+        <w:t>f.id_alumno</w:t>
+      </w:r>
+      <w:proofErr w:type="spellEnd"/>
     </w:p>
     <w:p>
       <w:pPr>
@@ -1857,6 +2791,7 @@
         </w:rPr>
         <w:t xml:space="preserve">  WHERE </w:t>
       </w:r>
+      <w:proofErr w:type="spellStart"/>
       <w:proofErr w:type="gramStart"/>
       <w:r>
         <w:rPr>
@@ -1864,6 +2799,7 @@
         </w:rPr>
         <w:t>f.pagado</w:t>
       </w:r>
+      <w:proofErr w:type="spellEnd"/>
       <w:proofErr w:type="gramEnd"/>
       <w:r>
         <w:rPr>
@@ -1882,8 +2818,16 @@
         <w:rPr>
           <w:lang w:val="en-GB"/>
         </w:rPr>
-        <w:t xml:space="preserve">  GROUP BY f.id_alumno</w:t>
-      </w:r>
+        <w:t xml:space="preserve">  GROUP BY </w:t>
+      </w:r>
+      <w:proofErr w:type="spellStart"/>
+      <w:r>
+        <w:rPr>
+          <w:lang w:val="en-GB"/>
+        </w:rPr>
+        <w:t>f.id_alumno</w:t>
+      </w:r>
+      <w:proofErr w:type="spellEnd"/>
     </w:p>
     <w:p>
       <w:pPr>
@@ -1897,6 +2841,7 @@
         </w:rPr>
         <w:t xml:space="preserve">  ORDER BY SUM(</w:t>
       </w:r>
+      <w:proofErr w:type="spellStart"/>
       <w:proofErr w:type="gramStart"/>
       <w:r>
         <w:rPr>
@@ -1904,6 +2849,7 @@
         </w:rPr>
         <w:t>f.importe</w:t>
       </w:r>
+      <w:proofErr w:type="spellEnd"/>
       <w:proofErr w:type="gramEnd"/>
       <w:r>
         <w:rPr>
@@ -2542,6 +3488,7 @@
   <w:style w:type="character" w:default="1" w:styleId="Fuentedeprrafopredeter">
     <w:name w:val="Default Paragraph Font"/>
     <w:uiPriority w:val="1"/>
+    <w:semiHidden/>
     <w:unhideWhenUsed/>
   </w:style>
   <w:style w:type="table" w:default="1" w:styleId="Tablanormal">
